--- a/Диплом/ТЗ_Бородина.А.В.docx
+++ b/Диплом/ТЗ_Бородина.А.В.docx
@@ -223,513 +223,6 @@
         </w:rPr>
         <w:t xml:space="preserve">3.1 Требования к функциональным характеристикам </w:t>
       </w:r>
-      <w:r>
-        <w:rPr>
-          <w:rFonts w:ascii="Times New Roman" w:hAnsi="Times New Roman" w:cs="Times New Roman"/>
-          <w:b/>
-          <w:bCs/>
-        </w:rPr>
-        <w:br/>
-        <w:t xml:space="preserve">ПЕРЕПИСАТЬ. Что конкретно делает агент-служба, </w:t>
-      </w:r>
-      <w:r>
-        <w:rPr>
-          <w:rFonts w:ascii="Times New Roman" w:hAnsi="Times New Roman" w:cs="Times New Roman"/>
-          <w:b/>
-          <w:bCs/>
-        </w:rPr>
-        <w:t xml:space="preserve">что конкретно делает </w:t>
-      </w:r>
-      <w:proofErr w:type="spellStart"/>
-      <w:r>
-        <w:rPr>
-          <w:rFonts w:ascii="Times New Roman" w:hAnsi="Times New Roman" w:cs="Times New Roman"/>
-          <w:b/>
-          <w:bCs/>
-        </w:rPr>
-        <w:t>бекенд</w:t>
-      </w:r>
-      <w:proofErr w:type="spellEnd"/>
-      <w:r>
-        <w:rPr>
-          <w:rFonts w:ascii="Times New Roman" w:hAnsi="Times New Roman" w:cs="Times New Roman"/>
-          <w:b/>
-          <w:bCs/>
-        </w:rPr>
-        <w:t>.</w:t>
-      </w:r>
-    </w:p>
-    <w:p>
-      <w:pPr>
-        <w:rPr>
-          <w:rFonts w:ascii="Times New Roman" w:eastAsia="Times New Roman" w:hAnsi="Times New Roman" w:cs="Times New Roman"/>
-          <w:color w:val="000000"/>
-          <w:kern w:val="0"/>
-          <w:lang w:eastAsia="ru-RU"/>
-          <w14:ligatures w14:val="none"/>
-        </w:rPr>
-      </w:pPr>
-      <w:r>
-        <w:rPr>
-          <w:rFonts w:ascii="Times New Roman" w:hAnsi="Times New Roman" w:cs="Times New Roman"/>
-          <w:b/>
-          <w:bCs/>
-        </w:rPr>
-        <w:t xml:space="preserve">Что </w:t>
-      </w:r>
-      <w:proofErr w:type="spellStart"/>
-      <w:r>
-        <w:rPr>
-          <w:rFonts w:ascii="Times New Roman" w:hAnsi="Times New Roman" w:cs="Times New Roman"/>
-          <w:b/>
-          <w:bCs/>
-        </w:rPr>
-        <w:t>бекенд</w:t>
-      </w:r>
-      <w:proofErr w:type="spellEnd"/>
-      <w:r>
-        <w:rPr>
-          <w:rFonts w:ascii="Times New Roman" w:hAnsi="Times New Roman" w:cs="Times New Roman"/>
-          <w:b/>
-          <w:bCs/>
-        </w:rPr>
-        <w:t xml:space="preserve"> отправляет агенту(то что получит с фронта), что агент возвращает результаты операции создания, удаления, список серверов</w:t>
-      </w:r>
-      <w:r>
-        <w:rPr>
-          <w:rFonts w:ascii="Times New Roman" w:hAnsi="Times New Roman" w:cs="Times New Roman"/>
-          <w:b/>
-          <w:bCs/>
-        </w:rPr>
-        <w:t xml:space="preserve"> на которых он развернут.(</w:t>
-      </w:r>
-      <w:proofErr w:type="spellStart"/>
-      <w:r>
-        <w:rPr>
-          <w:rFonts w:ascii="Times New Roman" w:hAnsi="Times New Roman" w:cs="Times New Roman"/>
-          <w:b/>
-          <w:bCs/>
-        </w:rPr>
-        <w:t>подключен</w:t>
-      </w:r>
-      <w:proofErr w:type="spellEnd"/>
-      <w:r>
-        <w:rPr>
-          <w:rFonts w:ascii="Times New Roman" w:hAnsi="Times New Roman" w:cs="Times New Roman"/>
-          <w:b/>
-          <w:bCs/>
-        </w:rPr>
-        <w:t xml:space="preserve"> вручную)</w:t>
-      </w:r>
-      <w:r>
-        <w:rPr>
-          <w:rFonts w:ascii="Times New Roman" w:hAnsi="Times New Roman" w:cs="Times New Roman"/>
-          <w:b/>
-          <w:bCs/>
-        </w:rPr>
-        <w:br/>
-        <w:t>Заметки с созвона по исправлению</w:t>
-      </w:r>
-      <w:r>
-        <w:rPr>
-          <w:rFonts w:ascii="Times New Roman" w:hAnsi="Times New Roman" w:cs="Times New Roman"/>
-          <w:b/>
-          <w:bCs/>
-        </w:rPr>
-        <w:t xml:space="preserve">: </w:t>
-      </w:r>
-      <w:r>
-        <w:rPr>
-          <w:rFonts w:ascii="Times New Roman" w:eastAsia="Times New Roman" w:hAnsi="Times New Roman" w:cs="Times New Roman"/>
-          <w:color w:val="000000"/>
-          <w:kern w:val="0"/>
-          <w:lang w:eastAsia="ru-RU"/>
-          <w14:ligatures w14:val="none"/>
-        </w:rPr>
-        <w:br/>
-      </w:r>
-      <w:r>
-        <w:rPr>
-          <w:rFonts w:ascii="Times New Roman" w:eastAsia="Times New Roman" w:hAnsi="Times New Roman" w:cs="Times New Roman"/>
-          <w:color w:val="000000"/>
-          <w:kern w:val="0"/>
-          <w:sz w:val="22"/>
-          <w:szCs w:val="22"/>
-          <w:lang w:eastAsia="ru-RU"/>
-          <w14:ligatures w14:val="none"/>
-        </w:rPr>
-        <w:t xml:space="preserve">служба на библиотеки </w:t>
-      </w:r>
-      <w:proofErr w:type="spellStart"/>
-      <w:r>
-        <w:rPr>
-          <w:rFonts w:ascii="Times New Roman" w:eastAsia="Times New Roman" w:hAnsi="Times New Roman" w:cs="Times New Roman"/>
-          <w:color w:val="000000"/>
-          <w:kern w:val="0"/>
-          <w:sz w:val="22"/>
-          <w:szCs w:val="22"/>
-          <w:lang w:eastAsia="ru-RU"/>
-          <w14:ligatures w14:val="none"/>
-        </w:rPr>
-        <w:t>бекенде</w:t>
-      </w:r>
-      <w:proofErr w:type="spellEnd"/>
-      <w:r>
-        <w:rPr>
-          <w:rFonts w:ascii="Times New Roman" w:eastAsia="Times New Roman" w:hAnsi="Times New Roman" w:cs="Times New Roman"/>
-          <w:color w:val="000000"/>
-          <w:kern w:val="0"/>
-          <w:sz w:val="22"/>
-          <w:szCs w:val="22"/>
-          <w:lang w:eastAsia="ru-RU"/>
-          <w14:ligatures w14:val="none"/>
-        </w:rPr>
-        <w:t xml:space="preserve"> общается со службой. с бека отправляется. </w:t>
-      </w:r>
-      <w:r>
-        <w:rPr>
-          <w:rFonts w:ascii="Times New Roman" w:eastAsia="Times New Roman" w:hAnsi="Times New Roman" w:cs="Times New Roman"/>
-          <w:color w:val="000000"/>
-          <w:kern w:val="0"/>
-          <w:sz w:val="22"/>
-          <w:szCs w:val="22"/>
-          <w:lang w:eastAsia="ru-RU"/>
-          <w14:ligatures w14:val="none"/>
-        </w:rPr>
-        <w:br/>
-      </w:r>
-      <w:r>
-        <w:rPr>
-          <w:rFonts w:ascii="Times New Roman" w:eastAsia="Times New Roman" w:hAnsi="Times New Roman" w:cs="Times New Roman"/>
-          <w:color w:val="000000"/>
-          <w:kern w:val="0"/>
-          <w:sz w:val="22"/>
-          <w:szCs w:val="22"/>
-          <w:lang w:eastAsia="ru-RU"/>
-          <w14:ligatures w14:val="none"/>
-        </w:rPr>
-        <w:t>Веб клиент</w:t>
-      </w:r>
-      <w:r>
-        <w:rPr>
-          <w:rFonts w:ascii="Times New Roman" w:eastAsia="Times New Roman" w:hAnsi="Times New Roman" w:cs="Times New Roman"/>
-          <w:color w:val="000000"/>
-          <w:kern w:val="0"/>
-          <w:sz w:val="22"/>
-          <w:szCs w:val="22"/>
-          <w:lang w:eastAsia="ru-RU"/>
-          <w14:ligatures w14:val="none"/>
-        </w:rPr>
-        <w:t xml:space="preserve"> </w:t>
-      </w:r>
-      <w:r>
-        <w:rPr>
-          <w:rFonts w:ascii="Times New Roman" w:eastAsia="Times New Roman" w:hAnsi="Times New Roman" w:cs="Times New Roman"/>
-          <w:color w:val="000000"/>
-          <w:kern w:val="0"/>
-          <w:sz w:val="22"/>
-          <w:szCs w:val="22"/>
-          <w:lang w:eastAsia="ru-RU"/>
-          <w14:ligatures w14:val="none"/>
-        </w:rPr>
-        <w:t xml:space="preserve">где будет служба </w:t>
-      </w:r>
-      <w:r>
-        <w:rPr>
-          <w:rFonts w:ascii="Times New Roman" w:eastAsia="Times New Roman" w:hAnsi="Times New Roman" w:cs="Times New Roman"/>
-          <w:color w:val="000000"/>
-          <w:kern w:val="0"/>
-          <w:sz w:val="22"/>
-          <w:szCs w:val="22"/>
-          <w:lang w:eastAsia="ru-RU"/>
-          <w14:ligatures w14:val="none"/>
-        </w:rPr>
-        <w:br/>
-      </w:r>
-      <w:r>
-        <w:rPr>
-          <w:rFonts w:ascii="Times New Roman" w:eastAsia="Times New Roman" w:hAnsi="Times New Roman" w:cs="Times New Roman"/>
-          <w:color w:val="000000"/>
-          <w:kern w:val="0"/>
-          <w:sz w:val="22"/>
-          <w:szCs w:val="22"/>
-          <w:lang w:eastAsia="ru-RU"/>
-          <w14:ligatures w14:val="none"/>
-        </w:rPr>
-        <w:t xml:space="preserve">данные не будем хранить в базе </w:t>
-      </w:r>
-      <w:proofErr w:type="spellStart"/>
-      <w:r>
-        <w:rPr>
-          <w:rFonts w:ascii="Times New Roman" w:eastAsia="Times New Roman" w:hAnsi="Times New Roman" w:cs="Times New Roman"/>
-          <w:color w:val="000000"/>
-          <w:kern w:val="0"/>
-          <w:sz w:val="22"/>
-          <w:szCs w:val="22"/>
-          <w:lang w:eastAsia="ru-RU"/>
-          <w14:ligatures w14:val="none"/>
-        </w:rPr>
-        <w:t>mySqlClone</w:t>
-      </w:r>
-      <w:proofErr w:type="spellEnd"/>
-      <w:r>
-        <w:rPr>
-          <w:rFonts w:ascii="Times New Roman" w:eastAsia="Times New Roman" w:hAnsi="Times New Roman" w:cs="Times New Roman"/>
-          <w:color w:val="000000"/>
-          <w:kern w:val="0"/>
-          <w:sz w:val="22"/>
-          <w:szCs w:val="22"/>
-          <w:lang w:eastAsia="ru-RU"/>
-          <w14:ligatures w14:val="none"/>
-        </w:rPr>
-        <w:t xml:space="preserve"> </w:t>
-      </w:r>
-      <w:r>
-        <w:rPr>
-          <w:rFonts w:ascii="Times New Roman" w:eastAsia="Times New Roman" w:hAnsi="Times New Roman" w:cs="Times New Roman"/>
-          <w:color w:val="000000"/>
-          <w:kern w:val="0"/>
-          <w:sz w:val="22"/>
-          <w:szCs w:val="22"/>
-          <w:lang w:eastAsia="ru-RU"/>
-          <w14:ligatures w14:val="none"/>
-        </w:rPr>
-        <w:t>у нас есть агент</w:t>
-      </w:r>
-      <w:r>
-        <w:rPr>
-          <w:rFonts w:ascii="Times New Roman" w:eastAsia="Times New Roman" w:hAnsi="Times New Roman" w:cs="Times New Roman"/>
-          <w:color w:val="000000"/>
-          <w:kern w:val="0"/>
-          <w:sz w:val="22"/>
-          <w:szCs w:val="22"/>
-          <w:lang w:eastAsia="ru-RU"/>
-          <w14:ligatures w14:val="none"/>
-        </w:rPr>
-        <w:br/>
-      </w:r>
-      <w:proofErr w:type="spellStart"/>
-      <w:r>
-        <w:rPr>
-          <w:rFonts w:ascii="Times New Roman" w:eastAsia="Times New Roman" w:hAnsi="Times New Roman" w:cs="Times New Roman"/>
-          <w:color w:val="000000"/>
-          <w:kern w:val="0"/>
-          <w:sz w:val="22"/>
-          <w:szCs w:val="22"/>
-          <w:lang w:eastAsia="ru-RU"/>
-          <w14:ligatures w14:val="none"/>
-        </w:rPr>
-        <w:t>агент</w:t>
-      </w:r>
-      <w:proofErr w:type="spellEnd"/>
-      <w:r>
-        <w:rPr>
-          <w:rFonts w:ascii="Times New Roman" w:eastAsia="Times New Roman" w:hAnsi="Times New Roman" w:cs="Times New Roman"/>
-          <w:color w:val="000000"/>
-          <w:kern w:val="0"/>
-          <w:sz w:val="22"/>
-          <w:szCs w:val="22"/>
-          <w:lang w:eastAsia="ru-RU"/>
-          <w14:ligatures w14:val="none"/>
-        </w:rPr>
-        <w:t xml:space="preserve"> подключается к </w:t>
-      </w:r>
-      <w:proofErr w:type="spellStart"/>
-      <w:r>
-        <w:rPr>
-          <w:rFonts w:ascii="Times New Roman" w:eastAsia="Times New Roman" w:hAnsi="Times New Roman" w:cs="Times New Roman"/>
-          <w:color w:val="000000"/>
-          <w:kern w:val="0"/>
-          <w:sz w:val="22"/>
-          <w:szCs w:val="22"/>
-          <w:lang w:eastAsia="ru-RU"/>
-          <w14:ligatures w14:val="none"/>
-        </w:rPr>
-        <w:t>sql</w:t>
-      </w:r>
-      <w:proofErr w:type="spellEnd"/>
-      <w:r>
-        <w:rPr>
-          <w:rFonts w:ascii="Times New Roman" w:eastAsia="Times New Roman" w:hAnsi="Times New Roman" w:cs="Times New Roman"/>
-          <w:color w:val="000000"/>
-          <w:kern w:val="0"/>
-          <w:sz w:val="22"/>
-          <w:szCs w:val="22"/>
-          <w:lang w:eastAsia="ru-RU"/>
-          <w14:ligatures w14:val="none"/>
-        </w:rPr>
-        <w:t xml:space="preserve"> </w:t>
-      </w:r>
-      <w:r>
-        <w:rPr>
-          <w:rFonts w:ascii="Times New Roman" w:eastAsia="Times New Roman" w:hAnsi="Times New Roman" w:cs="Times New Roman"/>
-          <w:color w:val="000000"/>
-          <w:kern w:val="0"/>
-          <w:sz w:val="22"/>
-          <w:szCs w:val="22"/>
-          <w:lang w:eastAsia="ru-RU"/>
-          <w14:ligatures w14:val="none"/>
-        </w:rPr>
-        <w:br/>
-      </w:r>
-      <w:r>
-        <w:rPr>
-          <w:rFonts w:ascii="Times New Roman" w:eastAsia="Times New Roman" w:hAnsi="Times New Roman" w:cs="Times New Roman"/>
-          <w:color w:val="000000"/>
-          <w:kern w:val="0"/>
-          <w:sz w:val="22"/>
-          <w:szCs w:val="22"/>
-          <w:lang w:eastAsia="ru-RU"/>
-          <w14:ligatures w14:val="none"/>
-        </w:rPr>
-        <w:t>с агента получать</w:t>
-      </w:r>
-      <w:r>
-        <w:rPr>
-          <w:rFonts w:ascii="Times New Roman" w:eastAsia="Times New Roman" w:hAnsi="Times New Roman" w:cs="Times New Roman"/>
-          <w:color w:val="000000"/>
-          <w:kern w:val="0"/>
-          <w:sz w:val="22"/>
-          <w:szCs w:val="22"/>
-          <w:lang w:eastAsia="ru-RU"/>
-          <w14:ligatures w14:val="none"/>
-        </w:rPr>
-        <w:t xml:space="preserve"> </w:t>
-      </w:r>
-      <w:r>
-        <w:rPr>
-          <w:rFonts w:ascii="Times New Roman" w:eastAsia="Times New Roman" w:hAnsi="Times New Roman" w:cs="Times New Roman"/>
-          <w:color w:val="000000"/>
-          <w:kern w:val="0"/>
-          <w:sz w:val="22"/>
-          <w:szCs w:val="22"/>
-          <w:lang w:eastAsia="ru-RU"/>
-          <w14:ligatures w14:val="none"/>
-        </w:rPr>
-        <w:br/>
-      </w:r>
-      <w:r>
-        <w:rPr>
-          <w:rFonts w:ascii="Times New Roman" w:eastAsia="Times New Roman" w:hAnsi="Times New Roman" w:cs="Times New Roman"/>
-          <w:color w:val="000000"/>
-          <w:kern w:val="0"/>
-          <w:sz w:val="22"/>
-          <w:szCs w:val="22"/>
-          <w:lang w:eastAsia="ru-RU"/>
-          <w14:ligatures w14:val="none"/>
-        </w:rPr>
-        <w:t xml:space="preserve">агент отправляет беку результат операции </w:t>
-      </w:r>
-      <w:r>
-        <w:rPr>
-          <w:rFonts w:ascii="Times New Roman" w:eastAsia="Times New Roman" w:hAnsi="Times New Roman" w:cs="Times New Roman"/>
-          <w:color w:val="000000"/>
-          <w:kern w:val="0"/>
-          <w:sz w:val="22"/>
-          <w:szCs w:val="22"/>
-          <w:lang w:eastAsia="ru-RU"/>
-          <w14:ligatures w14:val="none"/>
-        </w:rPr>
-        <w:br/>
-      </w:r>
-      <w:r>
-        <w:rPr>
-          <w:rFonts w:ascii="Times New Roman" w:eastAsia="Times New Roman" w:hAnsi="Times New Roman" w:cs="Times New Roman"/>
-          <w:color w:val="000000"/>
-          <w:kern w:val="0"/>
-          <w:sz w:val="22"/>
-          <w:szCs w:val="22"/>
-          <w:lang w:eastAsia="ru-RU"/>
-          <w14:ligatures w14:val="none"/>
-        </w:rPr>
-        <w:t xml:space="preserve">агент содержит строки подключения к </w:t>
-      </w:r>
-      <w:proofErr w:type="spellStart"/>
-      <w:r>
-        <w:rPr>
-          <w:rFonts w:ascii="Times New Roman" w:eastAsia="Times New Roman" w:hAnsi="Times New Roman" w:cs="Times New Roman"/>
-          <w:color w:val="000000"/>
-          <w:kern w:val="0"/>
-          <w:sz w:val="22"/>
-          <w:szCs w:val="22"/>
-          <w:lang w:eastAsia="ru-RU"/>
-          <w14:ligatures w14:val="none"/>
-        </w:rPr>
-        <w:t>sql</w:t>
-      </w:r>
-      <w:proofErr w:type="spellEnd"/>
-      <w:r>
-        <w:rPr>
-          <w:rFonts w:ascii="Times New Roman" w:eastAsia="Times New Roman" w:hAnsi="Times New Roman" w:cs="Times New Roman"/>
-          <w:color w:val="000000"/>
-          <w:kern w:val="0"/>
-          <w:sz w:val="22"/>
-          <w:szCs w:val="22"/>
-          <w:lang w:eastAsia="ru-RU"/>
-          <w14:ligatures w14:val="none"/>
-        </w:rPr>
-        <w:t xml:space="preserve"> на котором он установлен, </w:t>
-      </w:r>
-      <w:r>
-        <w:rPr>
-          <w:rFonts w:ascii="Times New Roman" w:eastAsia="Times New Roman" w:hAnsi="Times New Roman" w:cs="Times New Roman"/>
-          <w:color w:val="000000"/>
-          <w:kern w:val="0"/>
-          <w:sz w:val="22"/>
-          <w:szCs w:val="22"/>
-          <w:lang w:eastAsia="ru-RU"/>
-          <w14:ligatures w14:val="none"/>
-        </w:rPr>
-        <w:br/>
-      </w:r>
-      <w:r>
-        <w:rPr>
-          <w:rFonts w:ascii="Times New Roman" w:eastAsia="Times New Roman" w:hAnsi="Times New Roman" w:cs="Times New Roman"/>
-          <w:color w:val="000000"/>
-          <w:kern w:val="0"/>
-          <w:sz w:val="22"/>
-          <w:szCs w:val="22"/>
-          <w:lang w:eastAsia="ru-RU"/>
-          <w14:ligatures w14:val="none"/>
-        </w:rPr>
-        <w:t xml:space="preserve">должно быть подключение  </w:t>
-      </w:r>
-      <w:r>
-        <w:rPr>
-          <w:rFonts w:ascii="Times New Roman" w:eastAsia="Times New Roman" w:hAnsi="Times New Roman" w:cs="Times New Roman"/>
-          <w:color w:val="000000"/>
-          <w:kern w:val="0"/>
-          <w:sz w:val="22"/>
-          <w:szCs w:val="22"/>
-          <w:lang w:eastAsia="ru-RU"/>
-          <w14:ligatures w14:val="none"/>
-        </w:rPr>
-        <w:br/>
-      </w:r>
-      <w:r>
-        <w:rPr>
-          <w:rFonts w:ascii="Times New Roman" w:hAnsi="Times New Roman" w:cs="Times New Roman"/>
-          <w:b/>
-          <w:bCs/>
-        </w:rPr>
-        <w:t>ПЕРЕПИСАТЬ</w:t>
-      </w:r>
-      <w:r>
-        <w:rPr>
-          <w:rFonts w:ascii="Times New Roman" w:hAnsi="Times New Roman" w:cs="Times New Roman"/>
-          <w:b/>
-          <w:bCs/>
-        </w:rPr>
-        <w:t xml:space="preserve"> ЭТО</w:t>
-      </w:r>
-      <w:r>
-        <w:rPr>
-          <w:rFonts w:ascii="Times New Roman" w:hAnsi="Times New Roman" w:cs="Times New Roman"/>
-          <w:b/>
-          <w:bCs/>
-        </w:rPr>
-        <w:t>.</w:t>
-      </w:r>
     </w:p>
     <w:p>
       <w:pPr>
@@ -812,7 +305,19 @@
         <w:rPr>
           <w:rFonts w:ascii="Times New Roman" w:hAnsi="Times New Roman" w:cs="Times New Roman"/>
         </w:rPr>
-        <w:t xml:space="preserve"> централизованная пользовательская оболочка (фронтенд). Предоставляет пользователю интерфейс для выбора сервера, запуска операций клонирования, удаления</w:t>
+        <w:t xml:space="preserve"> централизованная пользовательская оболочка (фронтенд). Предоставляет пользователю интерфейс для</w:t>
+      </w:r>
+      <w:r>
+        <w:rPr>
+          <w:rFonts w:ascii="Times New Roman" w:hAnsi="Times New Roman" w:cs="Times New Roman"/>
+        </w:rPr>
+        <w:t xml:space="preserve"> </w:t>
+      </w:r>
+      <w:r>
+        <w:rPr>
+          <w:rFonts w:ascii="Times New Roman" w:hAnsi="Times New Roman" w:cs="Times New Roman"/>
+        </w:rPr>
+        <w:t>запуска операций клонирования, удаления</w:t>
       </w:r>
       <w:r>
         <w:rPr>
@@ -824,7 +329,13 @@
         <w:rPr>
           <w:rFonts w:ascii="Times New Roman" w:hAnsi="Times New Roman" w:cs="Times New Roman"/>
         </w:rPr>
-        <w:t>мониторинга.</w:t>
+        <w:t>мониторинга</w:t>
+      </w:r>
+      <w:r>
+        <w:rPr>
+          <w:rFonts w:ascii="Times New Roman" w:hAnsi="Times New Roman" w:cs="Times New Roman"/>
+        </w:rPr>
+        <w:t xml:space="preserve"> с выбором целевого сервера.</w:t>
       </w:r>
     </w:p>
     <w:p>
@@ -866,7 +377,7 @@
         <w:rPr>
           <w:rFonts w:ascii="Times New Roman" w:hAnsi="Times New Roman" w:cs="Times New Roman"/>
         </w:rPr>
-        <w:t>. Обеспечивает:</w:t>
+        <w:t>. Обеспечивает</w:t>
       </w:r>
       <w:r>
         <w:rPr>
@@ -890,25 +401,13 @@
         <w:rPr>
           <w:rFonts w:ascii="Times New Roman" w:hAnsi="Times New Roman" w:cs="Times New Roman"/>
         </w:rPr>
-        <w:t>пересылку команд от пользователя к соответствующему агенту,</w:t>
-      </w:r>
-      <w:r>
-        <w:rPr>
-          <w:rFonts w:ascii="Times New Roman" w:hAnsi="Times New Roman" w:cs="Times New Roman"/>
-        </w:rPr>
-        <w:t xml:space="preserve"> </w:t>
-      </w:r>
-      <w:r>
-        <w:rPr>
-          <w:rFonts w:ascii="Times New Roman" w:hAnsi="Times New Roman" w:cs="Times New Roman"/>
-        </w:rPr>
-        <w:t>получение и передачу результатов операций обратно веб-клиенту.</w:t>
-      </w:r>
-      <w:r>
-        <w:rPr>
-          <w:rFonts w:ascii="Times New Roman" w:hAnsi="Times New Roman" w:cs="Times New Roman"/>
-        </w:rPr>
-        <w:t xml:space="preserve"> </w:t>
+        <w:t>пересылку команд от пользователя к соответствующему агенту</w:t>
+      </w:r>
+      <w:r>
+        <w:rPr>
+          <w:rFonts w:ascii="Times New Roman" w:hAnsi="Times New Roman" w:cs="Times New Roman"/>
+        </w:rPr>
+        <w:t xml:space="preserve"> и передачу результатов операций обратно веб-клиенту</w:t>
       </w:r>
     </w:p>
     <w:p>
@@ -962,25 +461,19 @@
         <w:rPr>
           <w:rFonts w:ascii="Times New Roman" w:hAnsi="Times New Roman" w:cs="Times New Roman"/>
         </w:rPr>
-        <w:t xml:space="preserve">на каждом отслеживаемом SQL-сервере и отвечающей за выполнение операций клонирования, мониторинг состояния и </w:t>
-      </w:r>
-      <w:r>
-        <w:rPr>
-          <w:rFonts w:ascii="Times New Roman" w:hAnsi="Times New Roman" w:cs="Times New Roman"/>
-        </w:rPr>
-        <w:t xml:space="preserve">прочих </w:t>
-      </w:r>
-      <w:r>
-        <w:rPr>
-          <w:rFonts w:ascii="Times New Roman" w:hAnsi="Times New Roman" w:cs="Times New Roman"/>
-        </w:rPr>
-        <w:t>взаимодействие с СУБД.</w:t>
-      </w:r>
-      <w:r>
-        <w:rPr>
-          <w:rFonts w:ascii="Times New Roman" w:hAnsi="Times New Roman" w:cs="Times New Roman"/>
-        </w:rPr>
-        <w:t xml:space="preserve"> </w:t>
+        <w:t>на каждом отслеживаемом SQL-сервере</w:t>
+      </w:r>
+      <w:r>
+        <w:rPr>
+          <w:rFonts w:ascii="Times New Roman" w:hAnsi="Times New Roman" w:cs="Times New Roman"/>
+        </w:rPr>
+        <w:t>. О</w:t>
+      </w:r>
+      <w:r>
+        <w:rPr>
+          <w:rFonts w:ascii="Times New Roman" w:hAnsi="Times New Roman" w:cs="Times New Roman"/>
+        </w:rPr>
+        <w:t>твечает за выполнение всех операций с базами данных и VHD-файлами, а также за предоставление актуальной информации о состоянии образов и клонов.</w:t>
       </w:r>
     </w:p>
     <w:p>
@@ -995,7 +488,7 @@
           <w:b/>
           <w:bCs/>
         </w:rPr>
-        <w:t>3.1.1</w:t>
+        <w:t>3.1.</w:t>
       </w:r>
       <w:r>
         <w:rPr>
@@ -1003,7 +496,7 @@
           <w:b/>
           <w:bCs/>
         </w:rPr>
-        <w:tab/>
+        <w:t>2</w:t>
       </w:r>
       <w:r>
         <w:rPr>
@@ -1011,7 +504,7 @@
           <w:b/>
           <w:bCs/>
         </w:rPr>
-        <w:t>Настройка Агента</w:t>
+        <w:tab/>
       </w:r>
       <w:r>
         <w:rPr>
@@ -1019,7 +512,15 @@
           <w:b/>
           <w:bCs/>
         </w:rPr>
-        <w:t xml:space="preserve"> (Писать в формате ДОЛЖЕН)</w:t>
+        <w:t>Настройка Агента</w:t>
+      </w:r>
+      <w:r>
+        <w:rPr>
+          <w:rFonts w:ascii="Times New Roman" w:hAnsi="Times New Roman" w:cs="Times New Roman"/>
+          <w:b/>
+          <w:bCs/>
+        </w:rPr>
+        <w:t xml:space="preserve"> </w:t>
       </w:r>
     </w:p>
     <w:p>
@@ -1032,31 +533,31 @@
         <w:rPr>
           <w:rFonts w:ascii="Times New Roman" w:hAnsi="Times New Roman" w:cs="Times New Roman"/>
         </w:rPr>
-        <w:t>Агент настраивается вручную администратором на сервере.</w:t>
-      </w:r>
-      <w:r>
-        <w:rPr>
-          <w:rFonts w:ascii="Times New Roman" w:hAnsi="Times New Roman" w:cs="Times New Roman"/>
-        </w:rPr>
-        <w:t xml:space="preserve"> З</w:t>
-      </w:r>
-      <w:r>
-        <w:rPr>
-          <w:rFonts w:ascii="Times New Roman" w:hAnsi="Times New Roman" w:cs="Times New Roman"/>
-        </w:rPr>
-        <w:t>адаются следующие параметры</w:t>
-      </w:r>
-      <w:r>
-        <w:rPr>
-          <w:rFonts w:ascii="Times New Roman" w:hAnsi="Times New Roman" w:cs="Times New Roman"/>
-        </w:rPr>
-        <w:t xml:space="preserve"> для</w:t>
-      </w:r>
-      <w:r>
-        <w:rPr>
-          <w:rFonts w:ascii="Times New Roman" w:hAnsi="Times New Roman" w:cs="Times New Roman"/>
-        </w:rPr>
-        <w:t xml:space="preserve"> работы</w:t>
+        <w:t>Агент должен настраиваться вручную администратором на целевом сервере</w:t>
+      </w:r>
+      <w:r>
+        <w:rPr>
+          <w:rFonts w:ascii="Times New Roman" w:hAnsi="Times New Roman" w:cs="Times New Roman"/>
+        </w:rPr>
+        <w:t>.</w:t>
+      </w:r>
+      <w:r>
+        <w:rPr>
+          <w:rFonts w:ascii="Times New Roman" w:hAnsi="Times New Roman" w:cs="Times New Roman"/>
+        </w:rPr>
+        <w:t xml:space="preserve"> </w:t>
+      </w:r>
+      <w:r>
+        <w:rPr>
+          <w:rFonts w:ascii="Times New Roman" w:hAnsi="Times New Roman" w:cs="Times New Roman"/>
+        </w:rPr>
+        <w:t>Для работы д</w:t>
+      </w:r>
+      <w:r>
+        <w:rPr>
+          <w:rFonts w:ascii="Times New Roman" w:hAnsi="Times New Roman" w:cs="Times New Roman"/>
+        </w:rPr>
+        <w:t>олжны задаваться следующие параметры</w:t>
       </w:r>
       <w:r>
         <w:rPr>
@@ -1093,13 +594,13 @@
         <w:rPr>
           <w:rFonts w:ascii="Times New Roman" w:hAnsi="Times New Roman" w:cs="Times New Roman"/>
         </w:rPr>
-        <w:t>Служба агента может быть остановлена или запущена</w:t>
-      </w:r>
-      <w:r>
-        <w:rPr>
-          <w:rFonts w:ascii="Times New Roman" w:hAnsi="Times New Roman" w:cs="Times New Roman"/>
-        </w:rPr>
-        <w:t>.</w:t>
+        <w:t>Служба агента должна поддерживать запуск и остановк</w:t>
+      </w:r>
+      <w:r>
+        <w:rPr>
+          <w:rFonts w:ascii="Times New Roman" w:hAnsi="Times New Roman" w:cs="Times New Roman"/>
+        </w:rPr>
+        <w:t>у.</w:t>
       </w:r>
     </w:p>
     <w:p>
@@ -1114,7 +615,7 @@
           <w:b/>
           <w:bCs/>
         </w:rPr>
-        <w:t>3.1.2</w:t>
+        <w:t>3.1.</w:t>
       </w:r>
       <w:r>
         <w:rPr>
@@ -1122,7 +623,7 @@
           <w:b/>
           <w:bCs/>
         </w:rPr>
-        <w:tab/>
+        <w:t>3</w:t>
       </w:r>
       <w:r>
         <w:rPr>
@@ -1130,7 +631,7 @@
           <w:b/>
           <w:bCs/>
         </w:rPr>
-        <w:t>Выбор сервера для работы</w:t>
+        <w:tab/>
       </w:r>
       <w:r>
         <w:rPr>
@@ -1138,7 +639,7 @@
           <w:b/>
           <w:bCs/>
         </w:rPr>
-        <w:t xml:space="preserve"> </w:t>
+        <w:t>Выбор сервера для работы</w:t>
       </w:r>
       <w:r>
         <w:rPr>
@@ -1146,7 +647,7 @@
           <w:b/>
           <w:bCs/>
         </w:rPr>
-        <w:t>(Писать в формате ДОЛЖЕН)</w:t>
+        <w:t xml:space="preserve"> </w:t>
       </w:r>
     </w:p>
     <w:p>
@@ -1160,7 +661,7 @@
         <w:rPr>
           <w:rFonts w:ascii="Times New Roman" w:hAnsi="Times New Roman" w:cs="Times New Roman"/>
         </w:rPr>
-        <w:t>Бекенд</w:t>
+        <w:t>Пользователь</w:t>
       </w:r>
       <w:r>
         <w:rPr>
@@ -1172,6 +673,48 @@
         <w:rPr>
           <w:rFonts w:ascii="Times New Roman" w:hAnsi="Times New Roman" w:cs="Times New Roman"/>
         </w:rPr>
+        <w:t xml:space="preserve"> выбира</w:t>
+      </w:r>
+      <w:r>
+        <w:rPr>
+          <w:rFonts w:ascii="Times New Roman" w:hAnsi="Times New Roman" w:cs="Times New Roman"/>
+        </w:rPr>
+        <w:t>ть</w:t>
+      </w:r>
+      <w:r>
+        <w:rPr>
+          <w:rFonts w:ascii="Times New Roman" w:hAnsi="Times New Roman" w:cs="Times New Roman"/>
+        </w:rPr>
+        <w:t xml:space="preserve"> целевой сервер из списка для </w:t>
+      </w:r>
+      <w:r>
+        <w:rPr>
+          <w:rFonts w:ascii="Times New Roman" w:hAnsi="Times New Roman" w:cs="Times New Roman"/>
+        </w:rPr>
+        <w:t xml:space="preserve">работы. </w:t>
+      </w:r>
+      <w:r>
+        <w:rPr>
+          <w:rFonts w:ascii="Times New Roman" w:hAnsi="Times New Roman" w:cs="Times New Roman"/>
+        </w:rPr>
+        <w:t>Для этого бэ</w:t>
+      </w:r>
+      <w:r>
+        <w:rPr>
+          <w:rFonts w:ascii="Times New Roman" w:hAnsi="Times New Roman" w:cs="Times New Roman"/>
+        </w:rPr>
+        <w:t>кенд</w:t>
+      </w:r>
+      <w:r>
+        <w:rPr>
+          <w:rFonts w:ascii="Times New Roman" w:hAnsi="Times New Roman" w:cs="Times New Roman"/>
+        </w:rPr>
+        <w:t xml:space="preserve"> должен</w:t>
+      </w:r>
+      <w:r>
+        <w:rPr>
+          <w:rFonts w:ascii="Times New Roman" w:hAnsi="Times New Roman" w:cs="Times New Roman"/>
+        </w:rPr>
         <w:t xml:space="preserve"> </w:t>
       </w:r>
       <w:r>
@@ -1238,25 +781,19 @@
         <w:rPr>
           <w:rFonts w:ascii="Times New Roman" w:hAnsi="Times New Roman" w:cs="Times New Roman"/>
         </w:rPr>
-        <w:t>Web-клиент отображает выпадающий список доступных SQL-серверов.</w:t>
+        <w:t>Веб</w:t>
+      </w:r>
+      <w:r>
+        <w:rPr>
+          <w:rFonts w:ascii="Times New Roman" w:hAnsi="Times New Roman" w:cs="Times New Roman"/>
+        </w:rPr>
+        <w:t>-клиент должен отображать выпадающий список доступных SQL-серверов.</w:t>
       </w:r>
       <w:r>
         <w:rPr>
           <w:rFonts w:ascii="Times New Roman" w:hAnsi="Times New Roman" w:cs="Times New Roman"/>
         </w:rPr>
         <w:t xml:space="preserve"> </w:t>
-      </w:r>
-      <w:r>
-        <w:rPr>
-          <w:rFonts w:ascii="Times New Roman" w:hAnsi="Times New Roman" w:cs="Times New Roman"/>
-        </w:rPr>
-        <w:t xml:space="preserve">Пользователь выбирает целевой сервер из списка для </w:t>
-      </w:r>
-      <w:r>
-        <w:rPr>
-          <w:rFonts w:ascii="Times New Roman" w:hAnsi="Times New Roman" w:cs="Times New Roman"/>
-        </w:rPr>
-        <w:t xml:space="preserve">работы. </w:t>
       </w:r>
     </w:p>
     <w:p>
@@ -1264,9 +801,8 @@
         <w:pStyle w:val="a7"/>
         <w:numPr>
           <w:ilvl w:val="2"/>
-          <w:numId w:val="12"/>
+          <w:numId w:val="28"/>
         </w:numPr>
-        <w:jc w:val="both"/>
         <w:rPr>
           <w:rFonts w:ascii="Times New Roman" w:hAnsi="Times New Roman" w:cs="Times New Roman"/>
           <w:b/>
@@ -1279,8 +815,272 @@
           <w:b/>
           <w:bCs/>
         </w:rPr>
+        <w:t xml:space="preserve">Создание образа </w:t>
+      </w:r>
+    </w:p>
+    <w:p>
+      <w:pPr>
+        <w:jc w:val="both"/>
+        <w:rPr>
+          <w:rFonts w:ascii="Times New Roman" w:hAnsi="Times New Roman" w:cs="Times New Roman"/>
+        </w:rPr>
+      </w:pPr>
+      <w:r>
+        <w:rPr>
+          <w:rFonts w:ascii="Times New Roman" w:hAnsi="Times New Roman" w:cs="Times New Roman"/>
+        </w:rPr>
+        <w:t>При нажатии кнопки «Создать образ» веб-клиент должен отправлять бэкенду параметр</w:t>
+      </w:r>
+      <w:r>
+        <w:rPr>
+          <w:rFonts w:ascii="Times New Roman" w:hAnsi="Times New Roman" w:cs="Times New Roman"/>
+        </w:rPr>
+        <w:t>ы, указанные пользователем</w:t>
+      </w:r>
+      <w:r>
+        <w:rPr>
+          <w:rFonts w:ascii="Times New Roman" w:hAnsi="Times New Roman" w:cs="Times New Roman"/>
+        </w:rPr>
+        <w:t>: Тип создания: «из существующей БД» (указано имя базы) или «из бэкапа» (указан путь к .bak-файлу), Имя образа, Полный путь сохранения VHD.</w:t>
+      </w:r>
+    </w:p>
+    <w:p>
+      <w:pPr>
+        <w:jc w:val="both"/>
+        <w:rPr>
+          <w:rFonts w:ascii="Times New Roman" w:hAnsi="Times New Roman" w:cs="Times New Roman"/>
+        </w:rPr>
+      </w:pPr>
+      <w:r>
+        <w:rPr>
+          <w:rFonts w:ascii="Times New Roman" w:hAnsi="Times New Roman" w:cs="Times New Roman"/>
+        </w:rPr>
+        <w:t>Бэкенд должен пересылать эти параметры агенту, развёрнутому на выбранном SQL-сервере</w:t>
+      </w:r>
+      <w:r>
+        <w:rPr>
+          <w:rFonts w:ascii="Times New Roman" w:hAnsi="Times New Roman" w:cs="Times New Roman"/>
+        </w:rPr>
+        <w:t xml:space="preserve"> и </w:t>
+      </w:r>
+      <w:r>
+        <w:rPr>
+          <w:rFonts w:ascii="Times New Roman" w:hAnsi="Times New Roman" w:cs="Times New Roman"/>
+        </w:rPr>
+        <w:t>результат работы агента переда</w:t>
+      </w:r>
+      <w:r>
+        <w:rPr>
+          <w:rFonts w:ascii="Times New Roman" w:hAnsi="Times New Roman" w:cs="Times New Roman"/>
+        </w:rPr>
+        <w:t>вать</w:t>
+      </w:r>
+      <w:r>
+        <w:rPr>
+          <w:rFonts w:ascii="Times New Roman" w:hAnsi="Times New Roman" w:cs="Times New Roman"/>
+        </w:rPr>
+        <w:t xml:space="preserve"> веб-клиенту для отображения.</w:t>
+      </w:r>
+    </w:p>
+    <w:p>
+      <w:pPr>
+        <w:jc w:val="both"/>
+        <w:rPr>
+          <w:rFonts w:ascii="Times New Roman" w:hAnsi="Times New Roman" w:cs="Times New Roman"/>
+        </w:rPr>
+      </w:pPr>
+      <w:r>
+        <w:rPr>
+          <w:rFonts w:ascii="Times New Roman" w:hAnsi="Times New Roman" w:cs="Times New Roman"/>
+        </w:rPr>
+        <w:t>Агент должен</w:t>
+      </w:r>
+      <w:r>
+        <w:rPr>
+          <w:rFonts w:ascii="Times New Roman" w:hAnsi="Times New Roman" w:cs="Times New Roman"/>
+        </w:rPr>
+        <w:t>:</w:t>
+      </w:r>
+      <w:r>
+        <w:rPr>
+          <w:rFonts w:ascii="Times New Roman" w:hAnsi="Times New Roman" w:cs="Times New Roman"/>
+        </w:rPr>
+        <w:t xml:space="preserve"> </w:t>
+      </w:r>
+    </w:p>
+    <w:p>
+      <w:pPr>
+        <w:pStyle w:val="a7"/>
+        <w:numPr>
+          <w:ilvl w:val="0"/>
+          <w:numId w:val="26"/>
+        </w:numPr>
+        <w:ind w:left="357" w:hanging="357"/>
+        <w:jc w:val="both"/>
+        <w:rPr>
+          <w:rFonts w:ascii="Times New Roman" w:hAnsi="Times New Roman" w:cs="Times New Roman"/>
+        </w:rPr>
+      </w:pPr>
+      <w:r>
+        <w:rPr>
+          <w:rFonts w:ascii="Times New Roman" w:hAnsi="Times New Roman" w:cs="Times New Roman"/>
+        </w:rPr>
+        <w:t>П</w:t>
+      </w:r>
+      <w:r>
+        <w:rPr>
+          <w:rFonts w:ascii="Times New Roman" w:hAnsi="Times New Roman" w:cs="Times New Roman"/>
+        </w:rPr>
+        <w:t>роверить</w:t>
+      </w:r>
+      <w:r>
+        <w:rPr>
+          <w:rFonts w:ascii="Times New Roman" w:hAnsi="Times New Roman" w:cs="Times New Roman"/>
+        </w:rPr>
+        <w:t>, что баз</w:t>
+      </w:r>
+      <w:r>
+        <w:rPr>
+          <w:rFonts w:ascii="Times New Roman" w:hAnsi="Times New Roman" w:cs="Times New Roman"/>
+        </w:rPr>
+        <w:t>а</w:t>
+      </w:r>
+      <w:r>
+        <w:rPr>
+          <w:rFonts w:ascii="Times New Roman" w:hAnsi="Times New Roman" w:cs="Times New Roman"/>
+        </w:rPr>
+        <w:t xml:space="preserve"> с таким именем не существует (при создании из существующей БД)</w:t>
+      </w:r>
+      <w:r>
+        <w:rPr>
+          <w:rFonts w:ascii="Times New Roman" w:hAnsi="Times New Roman" w:cs="Times New Roman"/>
+        </w:rPr>
+        <w:t xml:space="preserve"> и </w:t>
+      </w:r>
+      <w:r>
+        <w:rPr>
+          <w:rFonts w:ascii="Times New Roman" w:hAnsi="Times New Roman" w:cs="Times New Roman"/>
+        </w:rPr>
+        <w:t>файл</w:t>
+      </w:r>
+      <w:r>
+        <w:rPr>
+          <w:rFonts w:ascii="Times New Roman" w:hAnsi="Times New Roman" w:cs="Times New Roman"/>
+        </w:rPr>
+        <w:t xml:space="preserve">а </w:t>
+      </w:r>
+      <w:r>
+        <w:rPr>
+          <w:rFonts w:ascii="Times New Roman" w:hAnsi="Times New Roman" w:cs="Times New Roman"/>
+        </w:rPr>
+        <w:t>по указанному пути не существует</w:t>
+      </w:r>
+      <w:r>
+        <w:rPr>
+          <w:rFonts w:ascii="Times New Roman" w:hAnsi="Times New Roman" w:cs="Times New Roman"/>
+        </w:rPr>
+        <w:t xml:space="preserve">. </w:t>
+      </w:r>
+    </w:p>
+    <w:p>
+      <w:pPr>
+        <w:pStyle w:val="a7"/>
+        <w:numPr>
+          <w:ilvl w:val="0"/>
+          <w:numId w:val="26"/>
+        </w:numPr>
+        <w:ind w:left="357" w:hanging="357"/>
+        <w:jc w:val="both"/>
+        <w:rPr>
+          <w:rFonts w:ascii="Times New Roman" w:hAnsi="Times New Roman" w:cs="Times New Roman"/>
+        </w:rPr>
+      </w:pPr>
+      <w:r>
+        <w:rPr>
+          <w:rFonts w:ascii="Times New Roman" w:hAnsi="Times New Roman" w:cs="Times New Roman"/>
+        </w:rPr>
         <w:lastRenderedPageBreak/>
-        <w:t xml:space="preserve">Создание образа </w:t>
+        <w:t>Если</w:t>
+      </w:r>
+      <w:r>
+        <w:rPr>
+          <w:rFonts w:ascii="Times New Roman" w:hAnsi="Times New Roman" w:cs="Times New Roman"/>
+        </w:rPr>
+        <w:t xml:space="preserve"> </w:t>
+      </w:r>
+      <w:r>
+        <w:rPr>
+          <w:rFonts w:ascii="Times New Roman" w:hAnsi="Times New Roman" w:cs="Times New Roman"/>
+        </w:rPr>
+        <w:t>тип создания</w:t>
+      </w:r>
+      <w:r>
+        <w:rPr>
+          <w:rFonts w:ascii="Times New Roman" w:hAnsi="Times New Roman" w:cs="Times New Roman"/>
+        </w:rPr>
+        <w:t xml:space="preserve"> «из </w:t>
+      </w:r>
+      <w:r>
+        <w:rPr>
+          <w:rFonts w:ascii="Times New Roman" w:hAnsi="Times New Roman" w:cs="Times New Roman"/>
+        </w:rPr>
+        <w:t>бэкапа»: восстановить</w:t>
+      </w:r>
+      <w:r>
+        <w:rPr>
+          <w:rFonts w:ascii="Times New Roman" w:hAnsi="Times New Roman" w:cs="Times New Roman"/>
+        </w:rPr>
+        <w:t xml:space="preserve"> базу из .bak-файла, отключить её от СУБД и сохранить содержимое в VHD</w:t>
+      </w:r>
+      <w:r>
+        <w:rPr>
+          <w:rFonts w:ascii="Times New Roman" w:hAnsi="Times New Roman" w:cs="Times New Roman"/>
+        </w:rPr>
+        <w:t xml:space="preserve">. Если тип </w:t>
+      </w:r>
+      <w:r>
+        <w:rPr>
+          <w:rFonts w:ascii="Times New Roman" w:hAnsi="Times New Roman" w:cs="Times New Roman"/>
+        </w:rPr>
+        <w:t>«из существующей БД»</w:t>
+      </w:r>
+      <w:r>
+        <w:rPr>
+          <w:rFonts w:ascii="Times New Roman" w:hAnsi="Times New Roman" w:cs="Times New Roman"/>
+        </w:rPr>
+        <w:t>:</w:t>
+      </w:r>
+      <w:r>
+        <w:rPr>
+          <w:rFonts w:ascii="Times New Roman" w:hAnsi="Times New Roman" w:cs="Times New Roman"/>
+        </w:rPr>
+        <w:t xml:space="preserve"> отключить базу от СУБД и сохранить её содержимое в VHD</w:t>
+      </w:r>
+      <w:r>
+        <w:rPr>
+          <w:rFonts w:ascii="Times New Roman" w:hAnsi="Times New Roman" w:cs="Times New Roman"/>
+        </w:rPr>
+        <w:t xml:space="preserve">. </w:t>
+      </w:r>
+    </w:p>
+    <w:p>
+      <w:pPr>
+        <w:pStyle w:val="a7"/>
+        <w:numPr>
+          <w:ilvl w:val="0"/>
+          <w:numId w:val="26"/>
+        </w:numPr>
+        <w:ind w:left="357" w:hanging="357"/>
+        <w:jc w:val="both"/>
+        <w:rPr>
+          <w:rFonts w:ascii="Times New Roman" w:hAnsi="Times New Roman" w:cs="Times New Roman"/>
+        </w:rPr>
+      </w:pPr>
+      <w:r>
+        <w:rPr>
+          <w:rFonts w:ascii="Times New Roman" w:hAnsi="Times New Roman" w:cs="Times New Roman"/>
+        </w:rPr>
+        <w:t xml:space="preserve">Вернуть бэкенду результат операции: </w:t>
       </w:r>
       <w:r>
         <w:rPr>
@@ -1288,209 +1088,37 @@
           <w:b/>
           <w:bCs/>
         </w:rPr>
-        <w:t>(Писать в формате ДОЛЖЕН)</w:t>
+        <w:t>«</w:t>
+      </w:r>
+      <w:r>
+        <w:rPr>
+          <w:rFonts w:ascii="Times New Roman" w:hAnsi="Times New Roman" w:cs="Times New Roman"/>
+        </w:rPr>
+        <w:t>Успешно» или «Ошибка» с описанием причины.</w:t>
+      </w:r>
+      <w:r>
+        <w:rPr>
+          <w:rFonts w:ascii="Times New Roman" w:hAnsi="Times New Roman" w:cs="Times New Roman"/>
+        </w:rPr>
+        <w:t xml:space="preserve"> </w:t>
       </w:r>
     </w:p>
     <w:p>
       <w:pPr>
+        <w:pStyle w:val="a7"/>
+        <w:ind w:left="360"/>
         <w:jc w:val="both"/>
         <w:rPr>
           <w:rFonts w:ascii="Times New Roman" w:hAnsi="Times New Roman" w:cs="Times New Roman"/>
         </w:rPr>
       </w:pPr>
-      <w:r>
-        <w:rPr>
-          <w:rFonts w:ascii="Times New Roman" w:hAnsi="Times New Roman" w:cs="Times New Roman"/>
-        </w:rPr>
-        <w:t xml:space="preserve">При выборе </w:t>
-      </w:r>
-      <w:r>
-        <w:rPr>
-          <w:rFonts w:ascii="Times New Roman" w:hAnsi="Times New Roman" w:cs="Times New Roman"/>
-        </w:rPr>
-        <w:t xml:space="preserve">нажатии </w:t>
-      </w:r>
-      <w:r>
-        <w:rPr>
-          <w:rFonts w:ascii="Times New Roman" w:hAnsi="Times New Roman" w:cs="Times New Roman"/>
-        </w:rPr>
-        <w:t xml:space="preserve">«Создать образ» веб-клиент отправляет бэкенду параметры, которые тот </w:t>
-      </w:r>
-      <w:r>
-        <w:rPr>
-          <w:rFonts w:ascii="Times New Roman" w:hAnsi="Times New Roman" w:cs="Times New Roman"/>
-        </w:rPr>
-        <w:t>отдаёт</w:t>
-      </w:r>
-      <w:r>
-        <w:rPr>
-          <w:rFonts w:ascii="Times New Roman" w:hAnsi="Times New Roman" w:cs="Times New Roman"/>
-        </w:rPr>
-        <w:t xml:space="preserve"> агенту:</w:t>
-      </w:r>
-      <w:r>
-        <w:rPr>
-          <w:rFonts w:ascii="Times New Roman" w:hAnsi="Times New Roman" w:cs="Times New Roman"/>
-        </w:rPr>
-        <w:t xml:space="preserve"> </w:t>
-      </w:r>
-      <w:r>
-        <w:rPr>
-          <w:rFonts w:ascii="Times New Roman" w:hAnsi="Times New Roman" w:cs="Times New Roman"/>
-        </w:rPr>
-        <w:t>Тип создания</w:t>
-      </w:r>
-      <w:r>
-        <w:rPr>
-          <w:rFonts w:ascii="Times New Roman" w:hAnsi="Times New Roman" w:cs="Times New Roman"/>
-        </w:rPr>
-        <w:t>:</w:t>
-      </w:r>
-      <w:r>
-        <w:rPr>
-          <w:rFonts w:ascii="Times New Roman" w:hAnsi="Times New Roman" w:cs="Times New Roman"/>
-        </w:rPr>
-        <w:t xml:space="preserve"> </w:t>
-      </w:r>
-      <w:r>
-        <w:rPr>
-          <w:rFonts w:ascii="Times New Roman" w:hAnsi="Times New Roman" w:cs="Times New Roman"/>
-        </w:rPr>
-        <w:t>из</w:t>
-      </w:r>
-      <w:r>
-        <w:rPr>
-          <w:rFonts w:ascii="Times New Roman" w:hAnsi="Times New Roman" w:cs="Times New Roman"/>
-        </w:rPr>
-        <w:t xml:space="preserve"> существующей БД: указывается имя базы из списка, полученного от агента</w:t>
-      </w:r>
-      <w:r>
-        <w:rPr>
-          <w:rFonts w:ascii="Times New Roman" w:hAnsi="Times New Roman" w:cs="Times New Roman"/>
-        </w:rPr>
-        <w:t xml:space="preserve">, </w:t>
-      </w:r>
-      <w:r>
-        <w:rPr>
-          <w:rFonts w:ascii="Times New Roman" w:hAnsi="Times New Roman" w:cs="Times New Roman"/>
-        </w:rPr>
-        <w:t>из</w:t>
-      </w:r>
-      <w:r>
-        <w:rPr>
-          <w:rFonts w:ascii="Times New Roman" w:hAnsi="Times New Roman" w:cs="Times New Roman"/>
-        </w:rPr>
-        <w:t xml:space="preserve"> бэкапа: указывается путь к .</w:t>
-      </w:r>
-      <w:proofErr w:type="spellStart"/>
-      <w:r>
-        <w:rPr>
-          <w:rFonts w:ascii="Times New Roman" w:hAnsi="Times New Roman" w:cs="Times New Roman"/>
-        </w:rPr>
-        <w:t>bak</w:t>
-      </w:r>
-      <w:proofErr w:type="spellEnd"/>
-      <w:r>
-        <w:rPr>
-          <w:rFonts w:ascii="Times New Roman" w:hAnsi="Times New Roman" w:cs="Times New Roman"/>
-        </w:rPr>
-        <w:t>-файлу</w:t>
-      </w:r>
-      <w:r>
-        <w:rPr>
-          <w:rFonts w:ascii="Times New Roman" w:hAnsi="Times New Roman" w:cs="Times New Roman"/>
-        </w:rPr>
-        <w:t xml:space="preserve">, </w:t>
-      </w:r>
-      <w:r>
-        <w:rPr>
-          <w:rFonts w:ascii="Times New Roman" w:hAnsi="Times New Roman" w:cs="Times New Roman"/>
-        </w:rPr>
-        <w:t>Имя образа (будущее имя VHD-файла)</w:t>
-      </w:r>
-      <w:r>
-        <w:rPr>
-          <w:rFonts w:ascii="Times New Roman" w:hAnsi="Times New Roman" w:cs="Times New Roman"/>
-        </w:rPr>
-        <w:t xml:space="preserve">, </w:t>
-      </w:r>
-      <w:r>
-        <w:rPr>
-          <w:rFonts w:ascii="Times New Roman" w:hAnsi="Times New Roman" w:cs="Times New Roman"/>
-        </w:rPr>
-        <w:t>Полный путь сохранения VHD</w:t>
-      </w:r>
-      <w:r>
-        <w:rPr>
-          <w:rFonts w:ascii="Times New Roman" w:hAnsi="Times New Roman" w:cs="Times New Roman"/>
-        </w:rPr>
-        <w:t>.</w:t>
-      </w:r>
-    </w:p>
-    <w:p>
-      <w:pPr>
-        <w:jc w:val="both"/>
-        <w:rPr>
-          <w:rFonts w:ascii="Times New Roman" w:hAnsi="Times New Roman" w:cs="Times New Roman"/>
-        </w:rPr>
-      </w:pPr>
-      <w:r>
-        <w:rPr>
-          <w:rFonts w:ascii="Times New Roman" w:hAnsi="Times New Roman" w:cs="Times New Roman"/>
-        </w:rPr>
-        <w:t>Аген</w:t>
-      </w:r>
-      <w:r>
-        <w:rPr>
-          <w:rFonts w:ascii="Times New Roman" w:hAnsi="Times New Roman" w:cs="Times New Roman"/>
-        </w:rPr>
-        <w:t xml:space="preserve">т </w:t>
-      </w:r>
-      <w:r>
-        <w:rPr>
-          <w:rFonts w:ascii="Times New Roman" w:hAnsi="Times New Roman" w:cs="Times New Roman"/>
-        </w:rPr>
-        <w:t>проверяет, что база с таким именем не существует на сервере. Проверяет, что файл по указанному пути не существует.</w:t>
-      </w:r>
-      <w:r>
-        <w:rPr>
-          <w:rFonts w:ascii="Times New Roman" w:hAnsi="Times New Roman" w:cs="Times New Roman"/>
-        </w:rPr>
-        <w:t xml:space="preserve"> </w:t>
-      </w:r>
-      <w:r>
-        <w:rPr>
-          <w:rFonts w:ascii="Times New Roman" w:hAnsi="Times New Roman" w:cs="Times New Roman"/>
-        </w:rPr>
-        <w:t>Если тип «из существующей БД»: выгружает данные БД, сохраняет содержимое в VHD. Если тип «из бэкапа»: восстанавливает БД из .</w:t>
-      </w:r>
-      <w:proofErr w:type="spellStart"/>
-      <w:r>
-        <w:rPr>
-          <w:rFonts w:ascii="Times New Roman" w:hAnsi="Times New Roman" w:cs="Times New Roman"/>
-        </w:rPr>
-        <w:t>bak</w:t>
-      </w:r>
-      <w:proofErr w:type="spellEnd"/>
-      <w:r>
-        <w:rPr>
-          <w:rFonts w:ascii="Times New Roman" w:hAnsi="Times New Roman" w:cs="Times New Roman"/>
-        </w:rPr>
-        <w:t>, конвертирует в VHD. Возвращает</w:t>
-      </w:r>
-      <w:r>
-        <w:rPr>
-          <w:rFonts w:ascii="Times New Roman" w:hAnsi="Times New Roman" w:cs="Times New Roman"/>
-        </w:rPr>
-        <w:t xml:space="preserve"> статус операции («Успешно» / «Ошибка») с описанием причины в случае сбоя.</w:t>
-      </w:r>
     </w:p>
     <w:p>
       <w:pPr>
         <w:pStyle w:val="a7"/>
         <w:numPr>
           <w:ilvl w:val="2"/>
-          <w:numId w:val="12"/>
+          <w:numId w:val="28"/>
         </w:numPr>
         <w:jc w:val="both"/>
         <w:rPr>
@@ -1507,93 +1135,270 @@
         </w:rPr>
         <w:t xml:space="preserve">Создание клонов базы данных из VHD-образа  </w:t>
       </w:r>
+    </w:p>
+    <w:p>
+      <w:pPr>
+        <w:jc w:val="both"/>
+        <w:rPr>
+          <w:rFonts w:ascii="Times New Roman" w:hAnsi="Times New Roman" w:cs="Times New Roman"/>
+        </w:rPr>
+      </w:pPr>
+      <w:r>
+        <w:rPr>
+          <w:rFonts w:ascii="Times New Roman" w:hAnsi="Times New Roman" w:cs="Times New Roman"/>
+        </w:rPr>
+        <w:t xml:space="preserve">При нажатии кнопки «Создать </w:t>
+      </w:r>
+      <w:r>
+        <w:rPr>
+          <w:rFonts w:ascii="Times New Roman" w:hAnsi="Times New Roman" w:cs="Times New Roman"/>
+        </w:rPr>
+        <w:t>клон</w:t>
+      </w:r>
+      <w:r>
+        <w:rPr>
+          <w:rFonts w:ascii="Times New Roman" w:hAnsi="Times New Roman" w:cs="Times New Roman"/>
+        </w:rPr>
+        <w:t>» веб-клиент должен отправлять бэкенду параметр</w:t>
+      </w:r>
+      <w:r>
+        <w:rPr>
+          <w:rFonts w:ascii="Times New Roman" w:hAnsi="Times New Roman" w:cs="Times New Roman"/>
+        </w:rPr>
+        <w:t>ы, указанные пользователем</w:t>
+      </w:r>
+      <w:r>
+        <w:rPr>
+          <w:rFonts w:ascii="Times New Roman" w:hAnsi="Times New Roman" w:cs="Times New Roman"/>
+        </w:rPr>
+        <w:t>:</w:t>
+      </w:r>
+      <w:r>
+        <w:rPr>
+          <w:rFonts w:ascii="Times New Roman" w:hAnsi="Times New Roman" w:cs="Times New Roman"/>
+        </w:rPr>
+        <w:t xml:space="preserve"> </w:t>
+      </w:r>
+      <w:r>
+        <w:rPr>
+          <w:rFonts w:ascii="Times New Roman" w:hAnsi="Times New Roman" w:cs="Times New Roman"/>
+        </w:rPr>
+        <w:t>Имя выбранного VHD-образа</w:t>
+      </w:r>
+      <w:r>
+        <w:rPr>
+          <w:rFonts w:ascii="Times New Roman" w:hAnsi="Times New Roman" w:cs="Times New Roman"/>
+        </w:rPr>
+        <w:t xml:space="preserve">, </w:t>
+      </w:r>
+      <w:r>
+        <w:rPr>
+          <w:rFonts w:ascii="Times New Roman" w:hAnsi="Times New Roman" w:cs="Times New Roman"/>
+        </w:rPr>
+        <w:t>Имя нового клона</w:t>
+      </w:r>
+      <w:r>
+        <w:rPr>
+          <w:rFonts w:ascii="Times New Roman" w:hAnsi="Times New Roman" w:cs="Times New Roman"/>
+        </w:rPr>
+        <w:t xml:space="preserve">, </w:t>
+      </w:r>
+      <w:r>
+        <w:rPr>
+          <w:rFonts w:ascii="Times New Roman" w:hAnsi="Times New Roman" w:cs="Times New Roman"/>
+        </w:rPr>
+        <w:t>Путь для VHD-файла клона.</w:t>
+      </w:r>
+    </w:p>
+    <w:p>
+      <w:pPr>
+        <w:jc w:val="both"/>
+        <w:rPr>
+          <w:rFonts w:ascii="Times New Roman" w:hAnsi="Times New Roman" w:cs="Times New Roman"/>
+          <w:lang w:val="en-US"/>
+        </w:rPr>
+      </w:pPr>
+      <w:r>
+        <w:rPr>
+          <w:rFonts w:ascii="Times New Roman" w:hAnsi="Times New Roman" w:cs="Times New Roman"/>
+        </w:rPr>
+        <w:t>Бэкенд должен пересылать эти параметры агенту, развёрнутому на выбранном SQL-сервере</w:t>
+      </w:r>
+      <w:r>
+        <w:rPr>
+          <w:rFonts w:ascii="Times New Roman" w:hAnsi="Times New Roman" w:cs="Times New Roman"/>
+        </w:rPr>
+        <w:t xml:space="preserve"> и результат работы агента передавать веб-клиенту для отображения.</w:t>
+      </w:r>
+    </w:p>
+    <w:p>
+      <w:pPr>
+        <w:jc w:val="both"/>
+        <w:rPr>
+          <w:rFonts w:ascii="Times New Roman" w:hAnsi="Times New Roman" w:cs="Times New Roman"/>
+          <w:lang w:val="en-US"/>
+        </w:rPr>
+      </w:pPr>
+      <w:r>
+        <w:rPr>
+          <w:rFonts w:ascii="Times New Roman" w:hAnsi="Times New Roman" w:cs="Times New Roman"/>
+        </w:rPr>
+        <w:t>На основе ранее созданного VHD-образа агент должен</w:t>
+      </w:r>
+      <w:r>
+        <w:rPr>
+          <w:rFonts w:ascii="Times New Roman" w:hAnsi="Times New Roman" w:cs="Times New Roman"/>
+        </w:rPr>
+        <w:t>:</w:t>
+      </w:r>
+    </w:p>
+    <w:p>
+      <w:pPr>
+        <w:numPr>
+          <w:ilvl w:val="0"/>
+          <w:numId w:val="27"/>
+        </w:numPr>
+        <w:tabs>
+          <w:tab w:val="num" w:pos="720"/>
+        </w:tabs>
+        <w:spacing w:line="240" w:lineRule="auto"/>
+        <w:ind w:left="357" w:hanging="357"/>
+        <w:jc w:val="both"/>
+        <w:rPr>
+          <w:rFonts w:ascii="Times New Roman" w:hAnsi="Times New Roman" w:cs="Times New Roman"/>
+        </w:rPr>
+      </w:pPr>
+      <w:r>
+        <w:rPr>
+          <w:rFonts w:ascii="Times New Roman" w:hAnsi="Times New Roman" w:cs="Times New Roman"/>
+        </w:rPr>
+        <w:t>Проверить, что на сервере не существует базы с таким именем</w:t>
+      </w:r>
+      <w:r>
+        <w:rPr>
+          <w:rFonts w:ascii="Times New Roman" w:hAnsi="Times New Roman" w:cs="Times New Roman"/>
+        </w:rPr>
+        <w:t xml:space="preserve"> </w:t>
+      </w:r>
+      <w:r>
+        <w:rPr>
+          <w:rFonts w:ascii="Times New Roman" w:hAnsi="Times New Roman" w:cs="Times New Roman"/>
+        </w:rPr>
+        <w:t>и п</w:t>
+      </w:r>
+      <w:r>
+        <w:rPr>
+          <w:rFonts w:ascii="Times New Roman" w:hAnsi="Times New Roman" w:cs="Times New Roman"/>
+        </w:rPr>
+        <w:t>роверить, что VHD-файл по указанному пути не существует</w:t>
+      </w:r>
+      <w:r>
+        <w:rPr>
+          <w:rFonts w:ascii="Times New Roman" w:hAnsi="Times New Roman" w:cs="Times New Roman"/>
+        </w:rPr>
+        <w:t>.</w:t>
+      </w:r>
+    </w:p>
+    <w:p>
+      <w:pPr>
+        <w:numPr>
+          <w:ilvl w:val="0"/>
+          <w:numId w:val="27"/>
+        </w:numPr>
+        <w:tabs>
+          <w:tab w:val="num" w:pos="720"/>
+        </w:tabs>
+        <w:spacing w:line="240" w:lineRule="auto"/>
+        <w:ind w:left="357" w:hanging="357"/>
+        <w:jc w:val="both"/>
+        <w:rPr>
+          <w:rFonts w:ascii="Times New Roman" w:hAnsi="Times New Roman" w:cs="Times New Roman"/>
+        </w:rPr>
+      </w:pPr>
+      <w:r>
+        <w:rPr>
+          <w:rFonts w:ascii="Times New Roman" w:hAnsi="Times New Roman" w:cs="Times New Roman"/>
+        </w:rPr>
+        <w:t xml:space="preserve">Создать новый VHD-файл на основе </w:t>
+      </w:r>
+      <w:r>
+        <w:rPr>
+          <w:rFonts w:ascii="Times New Roman" w:hAnsi="Times New Roman" w:cs="Times New Roman"/>
+        </w:rPr>
+        <w:t>выбранного</w:t>
+      </w:r>
+      <w:r>
+        <w:rPr>
+          <w:rFonts w:ascii="Times New Roman" w:hAnsi="Times New Roman" w:cs="Times New Roman"/>
+        </w:rPr>
+        <w:t xml:space="preserve"> образа</w:t>
+      </w:r>
+      <w:r>
+        <w:rPr>
+          <w:rFonts w:ascii="Times New Roman" w:hAnsi="Times New Roman" w:cs="Times New Roman"/>
+        </w:rPr>
+        <w:t xml:space="preserve"> и п</w:t>
+      </w:r>
+      <w:r>
+        <w:rPr>
+          <w:rFonts w:ascii="Times New Roman" w:hAnsi="Times New Roman" w:cs="Times New Roman"/>
+        </w:rPr>
+        <w:t>одключить его к MSSQL Server как новую базу данных</w:t>
+      </w:r>
+      <w:r>
+        <w:rPr>
+          <w:rFonts w:ascii="Times New Roman" w:hAnsi="Times New Roman" w:cs="Times New Roman"/>
+        </w:rPr>
+        <w:t>. (</w:t>
+      </w:r>
+      <w:r>
+        <w:rPr>
+          <w:rFonts w:ascii="Times New Roman" w:hAnsi="Times New Roman" w:cs="Times New Roman"/>
+        </w:rPr>
+        <w:t>создает новую БД в СУБД</w:t>
+      </w:r>
+      <w:r>
+        <w:rPr>
+          <w:rFonts w:ascii="Times New Roman" w:hAnsi="Times New Roman" w:cs="Times New Roman"/>
+        </w:rPr>
+        <w:t>).</w:t>
+      </w:r>
+    </w:p>
+    <w:p>
+      <w:pPr>
+        <w:numPr>
+          <w:ilvl w:val="0"/>
+          <w:numId w:val="27"/>
+        </w:numPr>
+        <w:tabs>
+          <w:tab w:val="num" w:pos="720"/>
+        </w:tabs>
+        <w:spacing w:line="240" w:lineRule="auto"/>
+        <w:ind w:left="357" w:hanging="357"/>
+        <w:jc w:val="both"/>
+        <w:rPr>
+          <w:rFonts w:ascii="Times New Roman" w:hAnsi="Times New Roman" w:cs="Times New Roman"/>
+        </w:rPr>
+      </w:pPr>
+      <w:r>
+        <w:rPr>
+          <w:rFonts w:ascii="Times New Roman" w:hAnsi="Times New Roman" w:cs="Times New Roman"/>
+        </w:rPr>
+        <w:t xml:space="preserve">Вернуть бэкенду результат операции: </w:t>
+      </w:r>
       <w:r>
         <w:rPr>
           <w:rFonts w:ascii="Times New Roman" w:hAnsi="Times New Roman" w:cs="Times New Roman"/>
           <w:b/>
           <w:bCs/>
         </w:rPr>
-        <w:t>(Писать в формате ДОЛЖЕН)</w:t>
-      </w:r>
-    </w:p>
-    <w:p>
-      <w:pPr>
-        <w:jc w:val="both"/>
-        <w:rPr>
-          <w:rFonts w:ascii="Times New Roman" w:hAnsi="Times New Roman" w:cs="Times New Roman"/>
-        </w:rPr>
-      </w:pPr>
-      <w:r>
-        <w:rPr>
-          <w:rFonts w:ascii="Times New Roman" w:hAnsi="Times New Roman" w:cs="Times New Roman"/>
-        </w:rPr>
-        <w:t xml:space="preserve">На основе ранее созданного VHD-образа агент должен создавать клонированную базу данных с именем и путём, заданными пользователем через Web-клиент. </w:t>
-      </w:r>
-      <w:r>
-        <w:rPr>
-          <w:rFonts w:ascii="Times New Roman" w:hAnsi="Times New Roman" w:cs="Times New Roman"/>
-        </w:rPr>
-        <w:t>При создании клона пользователь указывает: Выбранный образ (из списка, полученного от агента), Имя нового клона, Путь для VHD клона.</w:t>
-      </w:r>
-      <w:r>
-        <w:rPr>
-          <w:rFonts w:ascii="Times New Roman" w:hAnsi="Times New Roman" w:cs="Times New Roman"/>
-        </w:rPr>
-        <w:t xml:space="preserve"> </w:t>
-      </w:r>
-      <w:r>
-        <w:rPr>
-          <w:rFonts w:ascii="Times New Roman" w:hAnsi="Times New Roman" w:cs="Times New Roman"/>
-        </w:rPr>
-        <w:t xml:space="preserve">Перед созданием </w:t>
-      </w:r>
-      <w:r>
-        <w:rPr>
-          <w:rFonts w:ascii="Times New Roman" w:hAnsi="Times New Roman" w:cs="Times New Roman"/>
-        </w:rPr>
-        <w:t>агент</w:t>
-      </w:r>
-      <w:r>
-        <w:rPr>
-          <w:rFonts w:ascii="Times New Roman" w:hAnsi="Times New Roman" w:cs="Times New Roman"/>
-        </w:rPr>
-        <w:t>: проверяет уникальность имени клона на SQL-сервере</w:t>
-      </w:r>
-      <w:r>
-        <w:rPr>
-          <w:rFonts w:ascii="Times New Roman" w:hAnsi="Times New Roman" w:cs="Times New Roman"/>
-        </w:rPr>
-        <w:t>, п</w:t>
-      </w:r>
-      <w:r>
-        <w:rPr>
-          <w:rFonts w:ascii="Times New Roman" w:hAnsi="Times New Roman" w:cs="Times New Roman"/>
-        </w:rPr>
-        <w:t>роверяет отсутствие VHD-файла по указанному пути</w:t>
-      </w:r>
-      <w:r>
-        <w:rPr>
-          <w:rFonts w:ascii="Times New Roman" w:hAnsi="Times New Roman" w:cs="Times New Roman"/>
-        </w:rPr>
-        <w:t xml:space="preserve">, создает </w:t>
-      </w:r>
-      <w:r>
-        <w:rPr>
-          <w:rFonts w:ascii="Times New Roman" w:hAnsi="Times New Roman" w:cs="Times New Roman"/>
-        </w:rPr>
-        <w:t>новую БД в СУБД.</w:t>
-      </w:r>
-      <w:r>
-        <w:rPr>
-          <w:rFonts w:ascii="Times New Roman" w:hAnsi="Times New Roman" w:cs="Times New Roman"/>
-        </w:rPr>
-        <w:t xml:space="preserve"> В</w:t>
-      </w:r>
-      <w:r>
-        <w:rPr>
-          <w:rFonts w:ascii="Times New Roman" w:hAnsi="Times New Roman" w:cs="Times New Roman"/>
-        </w:rPr>
-        <w:t>озвращает результат бэкенду (успех/ошибка), который передаёт его веб-клиенту.</w:t>
+        <w:t>«</w:t>
+      </w:r>
+      <w:r>
+        <w:rPr>
+          <w:rFonts w:ascii="Times New Roman" w:hAnsi="Times New Roman" w:cs="Times New Roman"/>
+        </w:rPr>
+        <w:t xml:space="preserve">Успешно» или «Ошибка» с описанием причины. </w:t>
       </w:r>
     </w:p>
     <w:p>
@@ -1601,7 +1406,7 @@
         <w:pStyle w:val="a7"/>
         <w:numPr>
           <w:ilvl w:val="2"/>
-          <w:numId w:val="12"/>
+          <w:numId w:val="28"/>
         </w:numPr>
         <w:jc w:val="both"/>
         <w:rPr>
@@ -1622,7 +1427,7 @@
           <w:b/>
           <w:bCs/>
         </w:rPr>
-        <w:t xml:space="preserve"> и клона</w:t>
+        <w:t xml:space="preserve"> и</w:t>
       </w:r>
       <w:r>
         <w:rPr>
@@ -1630,7 +1435,7 @@
           <w:b/>
           <w:bCs/>
         </w:rPr>
-        <w:t xml:space="preserve"> </w:t>
+        <w:t>ли</w:t>
       </w:r>
       <w:r>
         <w:rPr>
@@ -1638,32 +1443,90 @@
           <w:b/>
           <w:bCs/>
         </w:rPr>
-        <w:t>(Писать в формате ДОЛЖЕН)</w:t>
+        <w:t xml:space="preserve"> клона</w:t>
+      </w:r>
+      <w:r>
+        <w:rPr>
+          <w:rFonts w:ascii="Times New Roman" w:hAnsi="Times New Roman" w:cs="Times New Roman"/>
+          <w:b/>
+          <w:bCs/>
+        </w:rPr>
+        <w:t xml:space="preserve"> </w:t>
       </w:r>
     </w:p>
     <w:p>
       <w:pPr>
-        <w:rPr>
-          <w:rFonts w:ascii="Times New Roman" w:hAnsi="Times New Roman" w:cs="Times New Roman"/>
-        </w:rPr>
-      </w:pPr>
-      <w:r>
-        <w:rPr>
-          <w:rFonts w:ascii="Times New Roman" w:hAnsi="Times New Roman" w:cs="Times New Roman"/>
-        </w:rPr>
-        <w:t xml:space="preserve">Агент должен обеспечивать корректное </w:t>
-      </w:r>
-      <w:r>
-        <w:rPr>
-          <w:rFonts w:ascii="Times New Roman" w:hAnsi="Times New Roman" w:cs="Times New Roman"/>
-        </w:rPr>
-        <w:t>удаление</w:t>
-      </w:r>
-      <w:r>
-        <w:rPr>
-          <w:rFonts w:ascii="Times New Roman" w:hAnsi="Times New Roman" w:cs="Times New Roman"/>
-        </w:rPr>
-        <w:t xml:space="preserve">. </w:t>
+        <w:jc w:val="both"/>
+        <w:rPr>
+          <w:rFonts w:ascii="Times New Roman" w:hAnsi="Times New Roman" w:cs="Times New Roman"/>
+        </w:rPr>
+      </w:pPr>
+      <w:r>
+        <w:rPr>
+          <w:rFonts w:ascii="Times New Roman" w:hAnsi="Times New Roman" w:cs="Times New Roman"/>
+        </w:rPr>
+        <w:t>При нажатии кнопки «</w:t>
+      </w:r>
+      <w:r>
+        <w:rPr>
+          <w:rFonts w:ascii="Times New Roman" w:hAnsi="Times New Roman" w:cs="Times New Roman"/>
+        </w:rPr>
+        <w:t>Удалить</w:t>
+      </w:r>
+      <w:r>
+        <w:rPr>
+          <w:rFonts w:ascii="Times New Roman" w:hAnsi="Times New Roman" w:cs="Times New Roman"/>
+        </w:rPr>
+        <w:t>»</w:t>
+      </w:r>
+      <w:r>
+        <w:rPr>
+          <w:rFonts w:ascii="Times New Roman" w:hAnsi="Times New Roman" w:cs="Times New Roman"/>
+        </w:rPr>
+        <w:t>, в</w:t>
+      </w:r>
+      <w:r>
+        <w:rPr>
+          <w:rFonts w:ascii="Times New Roman" w:hAnsi="Times New Roman" w:cs="Times New Roman"/>
+        </w:rPr>
+        <w:t>еб-клиент должен отправлять бэкенду</w:t>
+      </w:r>
+      <w:r>
+        <w:rPr>
+          <w:rFonts w:ascii="Times New Roman" w:hAnsi="Times New Roman" w:cs="Times New Roman"/>
+        </w:rPr>
+        <w:t xml:space="preserve"> запрос на удаление выбранного образа</w:t>
+      </w:r>
+      <w:r>
+        <w:rPr>
+          <w:rFonts w:ascii="Times New Roman" w:hAnsi="Times New Roman" w:cs="Times New Roman"/>
+        </w:rPr>
+        <w:t>/</w:t>
+      </w:r>
+      <w:r>
+        <w:rPr>
+          <w:rFonts w:ascii="Times New Roman" w:hAnsi="Times New Roman" w:cs="Times New Roman"/>
+        </w:rPr>
+        <w:t>клона.</w:t>
+      </w:r>
+    </w:p>
+    <w:p>
+      <w:pPr>
+        <w:rPr>
+          <w:rFonts w:ascii="Times New Roman" w:hAnsi="Times New Roman" w:cs="Times New Roman"/>
+        </w:rPr>
+      </w:pPr>
+      <w:r>
+        <w:rPr>
+          <w:rFonts w:ascii="Times New Roman" w:hAnsi="Times New Roman" w:cs="Times New Roman"/>
+        </w:rPr>
+        <w:t>Агент должен обеспечивать корректное удаление</w:t>
+      </w:r>
+      <w:r>
+        <w:rPr>
+          <w:rFonts w:ascii="Times New Roman" w:hAnsi="Times New Roman" w:cs="Times New Roman"/>
+        </w:rPr>
+        <w:t>.</w:t>
       </w:r>
     </w:p>
     <w:p>
@@ -1705,31 +1568,79 @@
         <w:rPr>
           <w:rFonts w:ascii="Times New Roman" w:hAnsi="Times New Roman" w:cs="Times New Roman"/>
         </w:rPr>
-        <w:t>Удаление образа: Агент проверяет: нет ли клонов, созданных из этого образа. Если клонов нет</w:t>
-      </w:r>
-      <w:r>
-        <w:rPr>
-          <w:rFonts w:ascii="Times New Roman" w:hAnsi="Times New Roman" w:cs="Times New Roman"/>
-        </w:rPr>
-        <w:t>, то</w:t>
-      </w:r>
-      <w:r>
-        <w:rPr>
-          <w:rFonts w:ascii="Times New Roman" w:hAnsi="Times New Roman" w:cs="Times New Roman"/>
-        </w:rPr>
-        <w:t xml:space="preserve"> удаляет VHD-файл. Если клон(ы) есть операция отклоняется</w:t>
-      </w:r>
-      <w:r>
-        <w:rPr>
-          <w:rFonts w:ascii="Times New Roman" w:hAnsi="Times New Roman" w:cs="Times New Roman"/>
-        </w:rPr>
-        <w:t xml:space="preserve">, </w:t>
-      </w:r>
-      <w:r>
-        <w:rPr>
-          <w:rFonts w:ascii="Times New Roman" w:hAnsi="Times New Roman" w:cs="Times New Roman"/>
-        </w:rPr>
-        <w:t>возвращать результат.</w:t>
+        <w:t>Удаление образа:</w:t>
+      </w:r>
+      <w:r>
+        <w:rPr>
+          <w:rFonts w:ascii="Times New Roman" w:hAnsi="Times New Roman" w:cs="Times New Roman"/>
+        </w:rPr>
+        <w:t xml:space="preserve"> проверить</w:t>
+      </w:r>
+      <w:r>
+        <w:rPr>
+          <w:rFonts w:ascii="Times New Roman" w:hAnsi="Times New Roman" w:cs="Times New Roman"/>
+        </w:rPr>
+        <w:t>, существуют ли клонированные базы, созданные на основе этого образа</w:t>
+      </w:r>
+      <w:r>
+        <w:rPr>
+          <w:rFonts w:ascii="Times New Roman" w:hAnsi="Times New Roman" w:cs="Times New Roman"/>
+        </w:rPr>
+        <w:t>. Если</w:t>
+      </w:r>
+      <w:r>
+        <w:rPr>
+          <w:rFonts w:ascii="Times New Roman" w:hAnsi="Times New Roman" w:cs="Times New Roman"/>
+        </w:rPr>
+        <w:t xml:space="preserve"> клонов нет, то </w:t>
+      </w:r>
+      <w:r>
+        <w:rPr>
+          <w:rFonts w:ascii="Times New Roman" w:hAnsi="Times New Roman" w:cs="Times New Roman"/>
+        </w:rPr>
+        <w:t>удалить</w:t>
+      </w:r>
+      <w:r>
+        <w:rPr>
+          <w:rFonts w:ascii="Times New Roman" w:hAnsi="Times New Roman" w:cs="Times New Roman"/>
+        </w:rPr>
+        <w:t xml:space="preserve"> VHD-файл. Если клон(ы) </w:t>
+      </w:r>
+      <w:r>
+        <w:rPr>
+          <w:rFonts w:ascii="Times New Roman" w:hAnsi="Times New Roman" w:cs="Times New Roman"/>
+        </w:rPr>
+        <w:t>существуют, то</w:t>
+      </w:r>
+      <w:r>
+        <w:rPr>
+          <w:rFonts w:ascii="Times New Roman" w:hAnsi="Times New Roman" w:cs="Times New Roman"/>
+        </w:rPr>
+        <w:t xml:space="preserve"> операция отклоняется</w:t>
+      </w:r>
+      <w:r>
+        <w:rPr>
+          <w:rFonts w:ascii="Times New Roman" w:hAnsi="Times New Roman" w:cs="Times New Roman"/>
+        </w:rPr>
+        <w:t>.</w:t>
+      </w:r>
+      <w:r>
+        <w:rPr>
+          <w:rFonts w:ascii="Times New Roman" w:hAnsi="Times New Roman" w:cs="Times New Roman"/>
+        </w:rPr>
+        <w:t xml:space="preserve"> </w:t>
+      </w:r>
+      <w:r>
+        <w:rPr>
+          <w:rFonts w:ascii="Times New Roman" w:hAnsi="Times New Roman" w:cs="Times New Roman"/>
+        </w:rPr>
+        <w:t>В</w:t>
+      </w:r>
+      <w:r>
+        <w:rPr>
+          <w:rFonts w:ascii="Times New Roman" w:hAnsi="Times New Roman" w:cs="Times New Roman"/>
+        </w:rPr>
+        <w:t>озвращать результат.</w:t>
       </w:r>
     </w:p>
     <w:p>
@@ -1742,7 +1653,25 @@
         <w:rPr>
           <w:rFonts w:ascii="Times New Roman" w:hAnsi="Times New Roman" w:cs="Times New Roman"/>
         </w:rPr>
-        <w:t>Все операции подтверждаются пользователем</w:t>
+        <w:t>Все операции</w:t>
+      </w:r>
+      <w:r>
+        <w:rPr>
+          <w:rFonts w:ascii="Times New Roman" w:hAnsi="Times New Roman" w:cs="Times New Roman"/>
+        </w:rPr>
+        <w:t xml:space="preserve"> </w:t>
+      </w:r>
+      <w:r>
+        <w:rPr>
+          <w:rFonts w:ascii="Times New Roman" w:hAnsi="Times New Roman" w:cs="Times New Roman"/>
+        </w:rPr>
+        <w:t>удаления</w:t>
+      </w:r>
+      <w:r>
+        <w:rPr>
+          <w:rFonts w:ascii="Times New Roman" w:hAnsi="Times New Roman" w:cs="Times New Roman"/>
+        </w:rPr>
+        <w:t xml:space="preserve"> подтверждаются пользователем</w:t>
       </w:r>
       <w:r>
         <w:rPr>
@@ -1753,9 +1682,8 @@
       <w:r>
         <w:rPr>
           <w:rFonts w:ascii="Times New Roman" w:hAnsi="Times New Roman" w:cs="Times New Roman"/>
-          <w:lang w:val="en-US"/>
-        </w:rPr>
-        <w:t>web</w:t>
+        </w:rPr>
+        <w:t>веб</w:t>
       </w:r>
       <w:r>
         <w:rPr>
@@ -1767,17 +1695,41 @@
         <w:rPr>
           <w:rFonts w:ascii="Times New Roman" w:hAnsi="Times New Roman" w:cs="Times New Roman"/>
         </w:rPr>
-        <w:t xml:space="preserve"> и завершаются уведомлением о результате</w:t>
-      </w:r>
-      <w:r>
-        <w:rPr>
-          <w:rFonts w:ascii="Times New Roman" w:hAnsi="Times New Roman" w:cs="Times New Roman"/>
-        </w:rPr>
         <w:t>.</w:t>
+      </w:r>
+      <w:r>
+        <w:rPr>
+          <w:rFonts w:ascii="Times New Roman" w:hAnsi="Times New Roman" w:cs="Times New Roman"/>
+        </w:rPr>
+        <w:t xml:space="preserve"> </w:t>
+      </w:r>
+      <w:r>
+        <w:rPr>
+          <w:rFonts w:ascii="Times New Roman" w:hAnsi="Times New Roman" w:cs="Times New Roman"/>
+        </w:rPr>
+        <w:t xml:space="preserve">Результат </w:t>
+      </w:r>
+      <w:r>
+        <w:rPr>
+          <w:rFonts w:ascii="Times New Roman" w:hAnsi="Times New Roman" w:cs="Times New Roman"/>
+        </w:rPr>
+        <w:t xml:space="preserve">операции </w:t>
+      </w:r>
+      <w:r>
+        <w:rPr>
+          <w:rFonts w:ascii="Times New Roman" w:hAnsi="Times New Roman" w:cs="Times New Roman"/>
+        </w:rPr>
+        <w:t>должен отображаться в веб-интерфейсе.</w:t>
       </w:r>
     </w:p>
     <w:p>
       <w:pPr>
+        <w:pStyle w:val="a7"/>
+        <w:numPr>
+          <w:ilvl w:val="2"/>
+          <w:numId w:val="28"/>
+        </w:numPr>
+        <w:jc w:val="both"/>
         <w:rPr>
           <w:rFonts w:ascii="Times New Roman" w:hAnsi="Times New Roman" w:cs="Times New Roman"/>
         </w:rPr>
@@ -1788,7 +1740,7 @@
           <w:b/>
           <w:bCs/>
         </w:rPr>
-        <w:t>3.</w:t>
+        <w:t>Возможность мониторинга</w:t>
       </w:r>
       <w:r>
         <w:rPr>
@@ -1796,99 +1748,46 @@
           <w:b/>
           <w:bCs/>
         </w:rPr>
-        <w:t>1</w:t>
-      </w:r>
-      <w:r>
-        <w:rPr>
-          <w:rFonts w:ascii="Times New Roman" w:hAnsi="Times New Roman" w:cs="Times New Roman"/>
-          <w:b/>
-          <w:bCs/>
-        </w:rPr>
-        <w:t>.</w:t>
-      </w:r>
-      <w:r>
-        <w:rPr>
-          <w:rFonts w:ascii="Times New Roman" w:hAnsi="Times New Roman" w:cs="Times New Roman"/>
-          <w:b/>
-          <w:bCs/>
-        </w:rPr>
-        <w:t>5</w:t>
-      </w:r>
-      <w:r>
-        <w:rPr>
-          <w:rFonts w:ascii="Times New Roman" w:hAnsi="Times New Roman" w:cs="Times New Roman"/>
-          <w:color w:val="18181B"/>
-          <w:shd w:val="clear" w:color="auto" w:fill="FFFFFF"/>
-        </w:rPr>
         <w:t xml:space="preserve"> </w:t>
-      </w:r>
-      <w:r>
-        <w:rPr>
-          <w:rFonts w:ascii="Times New Roman" w:hAnsi="Times New Roman" w:cs="Times New Roman"/>
-          <w:b/>
-          <w:bCs/>
-        </w:rPr>
-        <w:t>Возможность мониторинга</w:t>
-      </w:r>
-      <w:r>
-        <w:rPr>
-          <w:rFonts w:ascii="Times New Roman" w:hAnsi="Times New Roman" w:cs="Times New Roman"/>
-          <w:b/>
-          <w:bCs/>
-        </w:rPr>
-        <w:t xml:space="preserve"> </w:t>
-      </w:r>
-      <w:r>
-        <w:rPr>
-          <w:rFonts w:ascii="Times New Roman" w:hAnsi="Times New Roman" w:cs="Times New Roman"/>
-          <w:b/>
-          <w:bCs/>
-        </w:rPr>
-        <w:t>(Писать в формате ДОЛЖЕН)</w:t>
       </w:r>
     </w:p>
     <w:p>
       <w:pPr>
-        <w:rPr>
-          <w:rFonts w:ascii="Times New Roman" w:hAnsi="Times New Roman" w:cs="Times New Roman"/>
-        </w:rPr>
-      </w:pPr>
-      <w:r>
-        <w:rPr>
-          <w:rFonts w:ascii="Times New Roman" w:hAnsi="Times New Roman" w:cs="Times New Roman"/>
-        </w:rPr>
-        <w:t>Web-клиент должен обеспечивать отображение информации о состоянии подключённых развёрнутых клон</w:t>
-      </w:r>
-      <w:r>
-        <w:rPr>
-          <w:rFonts w:ascii="Times New Roman" w:hAnsi="Times New Roman" w:cs="Times New Roman"/>
-        </w:rPr>
-        <w:t xml:space="preserve">ах. </w:t>
-      </w:r>
-      <w:r>
-        <w:rPr>
-          <w:rFonts w:ascii="Times New Roman" w:hAnsi="Times New Roman" w:cs="Times New Roman"/>
-        </w:rPr>
-        <w:t xml:space="preserve">При открытии страницы «Мониторинг» </w:t>
-      </w:r>
-      <w:r>
-        <w:rPr>
-          <w:rFonts w:ascii="Times New Roman" w:hAnsi="Times New Roman" w:cs="Times New Roman"/>
-          <w:lang w:val="en-US"/>
-        </w:rPr>
-        <w:t>web</w:t>
-      </w:r>
-      <w:r>
-        <w:rPr>
-          <w:rFonts w:ascii="Times New Roman" w:hAnsi="Times New Roman" w:cs="Times New Roman"/>
-        </w:rPr>
-        <w:t xml:space="preserve">-клиент запрашивает у бэкенда данные по выбранному серверу. </w:t>
-      </w:r>
-      <w:r>
-        <w:rPr>
-          <w:rFonts w:ascii="Times New Roman" w:hAnsi="Times New Roman" w:cs="Times New Roman"/>
-        </w:rPr>
-        <w:br/>
+        <w:spacing w:line="240" w:lineRule="atLeast"/>
+        <w:rPr>
+          <w:rFonts w:ascii="Times New Roman" w:hAnsi="Times New Roman" w:cs="Times New Roman"/>
+        </w:rPr>
+      </w:pPr>
+      <w:r>
+        <w:rPr>
+          <w:rFonts w:ascii="Times New Roman" w:hAnsi="Times New Roman" w:cs="Times New Roman"/>
+        </w:rPr>
+        <w:t xml:space="preserve">При открытии страницы «Мониторинг» веб-клиент должен запрашивать у бэкенда данные для </w:t>
+      </w:r>
+      <w:r>
+        <w:rPr>
+          <w:rFonts w:ascii="Times New Roman" w:hAnsi="Times New Roman" w:cs="Times New Roman"/>
+        </w:rPr>
+        <w:t>вы</w:t>
+      </w:r>
+      <w:r>
+        <w:rPr>
+          <w:rFonts w:ascii="Times New Roman" w:hAnsi="Times New Roman" w:cs="Times New Roman"/>
+        </w:rPr>
+        <w:t>бранного SQL-сервера. Бэкенд должен пересылать запрос агенту на этом сервере.</w:t>
+      </w:r>
+    </w:p>
+    <w:p>
+      <w:pPr>
+        <w:spacing w:line="240" w:lineRule="auto"/>
+        <w:rPr>
+          <w:rFonts w:ascii="Times New Roman" w:hAnsi="Times New Roman" w:cs="Times New Roman"/>
+        </w:rPr>
+      </w:pPr>
+      <w:r>
+        <w:rPr>
+          <w:rFonts w:ascii="Times New Roman" w:hAnsi="Times New Roman" w:cs="Times New Roman"/>
+        </w:rPr>
         <w:t>Агент</w:t>
       </w:r>
       <w:r>
@@ -1939,6 +1838,12 @@
         </w:rPr>
         <w:t>Список образов: имя, путь, размер VHD</w:t>
       </w:r>
+      <w:r>
+        <w:rPr>
+          <w:rFonts w:ascii="Times New Roman" w:hAnsi="Times New Roman" w:cs="Times New Roman"/>
+        </w:rPr>
+        <w:t>.</w:t>
+      </w:r>
     </w:p>
     <w:p>
       <w:pPr>
@@ -1968,86 +1873,19 @@
         <w:rPr>
           <w:rFonts w:ascii="Times New Roman" w:hAnsi="Times New Roman" w:cs="Times New Roman"/>
         </w:rPr>
-        <w:t xml:space="preserve">Все данные </w:t>
-      </w:r>
-      <w:r>
-        <w:rPr>
-          <w:rFonts w:ascii="Times New Roman" w:hAnsi="Times New Roman" w:cs="Times New Roman"/>
-        </w:rPr>
-        <w:t xml:space="preserve">должны </w:t>
-      </w:r>
-      <w:r>
-        <w:rPr>
-          <w:rFonts w:ascii="Times New Roman" w:hAnsi="Times New Roman" w:cs="Times New Roman"/>
-        </w:rPr>
-        <w:t>отображат</w:t>
-      </w:r>
-      <w:r>
-        <w:rPr>
-          <w:rFonts w:ascii="Times New Roman" w:hAnsi="Times New Roman" w:cs="Times New Roman"/>
-        </w:rPr>
-        <w:t>ь</w:t>
-      </w:r>
-      <w:r>
-        <w:rPr>
-          <w:rFonts w:ascii="Times New Roman" w:hAnsi="Times New Roman" w:cs="Times New Roman"/>
-        </w:rPr>
-        <w:t>ся в</w:t>
-      </w:r>
-      <w:r>
-        <w:rPr>
-          <w:rFonts w:ascii="Times New Roman" w:hAnsi="Times New Roman" w:cs="Times New Roman"/>
-        </w:rPr>
-        <w:t xml:space="preserve"> формате</w:t>
-      </w:r>
-      <w:r>
-        <w:rPr>
-          <w:rFonts w:ascii="Times New Roman" w:hAnsi="Times New Roman" w:cs="Times New Roman"/>
-        </w:rPr>
-        <w:t xml:space="preserve"> таблиц</w:t>
-      </w:r>
-      <w:r>
-        <w:rPr>
-          <w:rFonts w:ascii="Times New Roman" w:hAnsi="Times New Roman" w:cs="Times New Roman"/>
-          <w:lang w:val="en-US"/>
-        </w:rPr>
-        <w:t>e</w:t>
-      </w:r>
-      <w:r>
-        <w:rPr>
-          <w:rFonts w:ascii="Times New Roman" w:hAnsi="Times New Roman" w:cs="Times New Roman"/>
-        </w:rPr>
-        <w:t xml:space="preserve"> на веб-странице</w:t>
-      </w:r>
-      <w:r>
-        <w:rPr>
-          <w:rFonts w:ascii="Times New Roman" w:hAnsi="Times New Roman" w:cs="Times New Roman"/>
-        </w:rPr>
-        <w:t xml:space="preserve"> “</w:t>
-      </w:r>
-      <w:r>
-        <w:rPr>
-          <w:rFonts w:ascii="Times New Roman" w:hAnsi="Times New Roman" w:cs="Times New Roman"/>
-        </w:rPr>
-        <w:t>Мониторинг</w:t>
-      </w:r>
-      <w:r>
-        <w:rPr>
-          <w:rFonts w:ascii="Times New Roman" w:hAnsi="Times New Roman" w:cs="Times New Roman"/>
-        </w:rPr>
-        <w:t>”</w:t>
-      </w:r>
-      <w:r>
-        <w:rPr>
-          <w:rFonts w:ascii="Times New Roman" w:hAnsi="Times New Roman" w:cs="Times New Roman"/>
-        </w:rPr>
-        <w:t>.</w:t>
+        <w:t>Бэкенд должен передавать эти данные веб-клиенту.</w:t>
       </w:r>
       <w:r>
         <w:rPr>
           <w:rFonts w:ascii="Times New Roman" w:hAnsi="Times New Roman" w:cs="Times New Roman"/>
         </w:rPr>
         <w:t xml:space="preserve"> </w:t>
+      </w:r>
+      <w:r>
+        <w:rPr>
+          <w:rFonts w:ascii="Times New Roman" w:hAnsi="Times New Roman" w:cs="Times New Roman"/>
+        </w:rPr>
+        <w:t>Web-клиент должен отображать их в двух таблицах на странице «Мониторинг».</w:t>
       </w:r>
       <w:r>
         <w:rPr>
@@ -2184,6 +2022,7 @@
           <w:b/>
           <w:bCs/>
         </w:rPr>
+        <w:lastRenderedPageBreak/>
         <w:t>Авторизация</w:t>
       </w:r>
       <w:r>
@@ -2243,7 +2082,6 @@
           <w:b/>
           <w:bCs/>
         </w:rPr>
-        <w:lastRenderedPageBreak/>
         <w:t>Главное меню (боковая панель навигации)</w:t>
       </w:r>
       <w:r>
@@ -3483,6 +3321,7 @@
               <w:rPr>
                 <w:rFonts w:ascii="Times New Roman" w:hAnsi="Times New Roman" w:cs="Times New Roman"/>
               </w:rPr>
+              <w:lastRenderedPageBreak/>
               <w:t>Компонент</w:t>
             </w:r>
           </w:p>
@@ -3533,7 +3372,6 @@
               <w:rPr>
                 <w:rFonts w:ascii="Times New Roman" w:hAnsi="Times New Roman" w:cs="Times New Roman"/>
               </w:rPr>
-              <w:lastRenderedPageBreak/>
               <w:t>Программное обеспечение</w:t>
             </w:r>
           </w:p>
@@ -5730,6 +5568,304 @@
     </w:lvl>
   </w:abstractNum>
   <w:abstractNum w:abstractNumId="7" w15:restartNumberingAfterBreak="0">
+    <w:nsid w:val="27A356A7"/>
+    <w:multiLevelType w:val="multilevel"/>
+    <w:tmpl w:val="FC60A76C"/>
+    <w:lvl w:ilvl="0">
+      <w:start w:val="1"/>
+      <w:numFmt w:val="bullet"/>
+      <w:lvlText w:val=""/>
+      <w:lvlJc w:val="left"/>
+      <w:pPr>
+        <w:tabs>
+          <w:tab w:val="num" w:pos="720"/>
+        </w:tabs>
+        <w:ind w:left="720" w:hanging="360"/>
+      </w:pPr>
+      <w:rPr>
+        <w:rFonts w:ascii="Symbol" w:hAnsi="Symbol" w:hint="default"/>
+        <w:sz w:val="20"/>
+      </w:rPr>
+    </w:lvl>
+    <w:lvl w:ilvl="1" w:tentative="1">
+      <w:start w:val="1"/>
+      <w:numFmt w:val="bullet"/>
+      <w:lvlText w:val="o"/>
+      <w:lvlJc w:val="left"/>
+      <w:pPr>
+        <w:tabs>
+          <w:tab w:val="num" w:pos="1440"/>
+        </w:tabs>
+        <w:ind w:left="1440" w:hanging="360"/>
+      </w:pPr>
+      <w:rPr>
+        <w:rFonts w:ascii="Courier New" w:hAnsi="Courier New" w:hint="default"/>
+        <w:sz w:val="20"/>
+      </w:rPr>
+    </w:lvl>
+    <w:lvl w:ilvl="2" w:tentative="1">
+      <w:start w:val="1"/>
+      <w:numFmt w:val="bullet"/>
+      <w:lvlText w:val=""/>
+      <w:lvlJc w:val="left"/>
+      <w:pPr>
+        <w:tabs>
+          <w:tab w:val="num" w:pos="2160"/>
+        </w:tabs>
+        <w:ind w:left="2160" w:hanging="360"/>
+      </w:pPr>
+      <w:rPr>
+        <w:rFonts w:ascii="Wingdings" w:hAnsi="Wingdings" w:hint="default"/>
+        <w:sz w:val="20"/>
+      </w:rPr>
+    </w:lvl>
+    <w:lvl w:ilvl="3" w:tentative="1">
+      <w:start w:val="1"/>
+      <w:numFmt w:val="bullet"/>
+      <w:lvlText w:val=""/>
+      <w:lvlJc w:val="left"/>
+      <w:pPr>
+        <w:tabs>
+          <w:tab w:val="num" w:pos="2880"/>
+        </w:tabs>
+        <w:ind w:left="2880" w:hanging="360"/>
+      </w:pPr>
+      <w:rPr>
+        <w:rFonts w:ascii="Wingdings" w:hAnsi="Wingdings" w:hint="default"/>
+        <w:sz w:val="20"/>
+      </w:rPr>
+    </w:lvl>
+    <w:lvl w:ilvl="4" w:tentative="1">
+      <w:start w:val="1"/>
+      <w:numFmt w:val="bullet"/>
+      <w:lvlText w:val=""/>
+      <w:lvlJc w:val="left"/>
+      <w:pPr>
+        <w:tabs>
+          <w:tab w:val="num" w:pos="3600"/>
+        </w:tabs>
+        <w:ind w:left="3600" w:hanging="360"/>
+      </w:pPr>
+      <w:rPr>
+        <w:rFonts w:ascii="Wingdings" w:hAnsi="Wingdings" w:hint="default"/>
+        <w:sz w:val="20"/>
+      </w:rPr>
+    </w:lvl>
+    <w:lvl w:ilvl="5" w:tentative="1">
+      <w:start w:val="1"/>
+      <w:numFmt w:val="bullet"/>
+      <w:lvlText w:val=""/>
+      <w:lvlJc w:val="left"/>
+      <w:pPr>
+        <w:tabs>
+          <w:tab w:val="num" w:pos="4320"/>
+        </w:tabs>
+        <w:ind w:left="4320" w:hanging="360"/>
+      </w:pPr>
+      <w:rPr>
+        <w:rFonts w:ascii="Wingdings" w:hAnsi="Wingdings" w:hint="default"/>
+        <w:sz w:val="20"/>
+      </w:rPr>
+    </w:lvl>
+    <w:lvl w:ilvl="6" w:tentative="1">
+      <w:start w:val="1"/>
+      <w:numFmt w:val="bullet"/>
+      <w:lvlText w:val=""/>
+      <w:lvlJc w:val="left"/>
+      <w:pPr>
+        <w:tabs>
+          <w:tab w:val="num" w:pos="5040"/>
+        </w:tabs>
+        <w:ind w:left="5040" w:hanging="360"/>
+      </w:pPr>
+      <w:rPr>
+        <w:rFonts w:ascii="Wingdings" w:hAnsi="Wingdings" w:hint="default"/>
+        <w:sz w:val="20"/>
+      </w:rPr>
+    </w:lvl>
+    <w:lvl w:ilvl="7" w:tentative="1">
+      <w:start w:val="1"/>
+      <w:numFmt w:val="bullet"/>
+      <w:lvlText w:val=""/>
+      <w:lvlJc w:val="left"/>
+      <w:pPr>
+        <w:tabs>
+          <w:tab w:val="num" w:pos="5760"/>
+        </w:tabs>
+        <w:ind w:left="5760" w:hanging="360"/>
+      </w:pPr>
+      <w:rPr>
+        <w:rFonts w:ascii="Wingdings" w:hAnsi="Wingdings" w:hint="default"/>
+        <w:sz w:val="20"/>
+      </w:rPr>
+    </w:lvl>
+    <w:lvl w:ilvl="8" w:tentative="1">
+      <w:start w:val="1"/>
+      <w:numFmt w:val="bullet"/>
+      <w:lvlText w:val=""/>
+      <w:lvlJc w:val="left"/>
+      <w:pPr>
+        <w:tabs>
+          <w:tab w:val="num" w:pos="6480"/>
+        </w:tabs>
+        <w:ind w:left="6480" w:hanging="360"/>
+      </w:pPr>
+      <w:rPr>
+        <w:rFonts w:ascii="Wingdings" w:hAnsi="Wingdings" w:hint="default"/>
+        <w:sz w:val="20"/>
+      </w:rPr>
+    </w:lvl>
+  </w:abstractNum>
+  <w:abstractNum w:abstractNumId="8" w15:restartNumberingAfterBreak="0">
+    <w:nsid w:val="27CA3AE1"/>
+    <w:multiLevelType w:val="multilevel"/>
+    <w:tmpl w:val="16E48044"/>
+    <w:lvl w:ilvl="0">
+      <w:start w:val="1"/>
+      <w:numFmt w:val="bullet"/>
+      <w:lvlText w:val=""/>
+      <w:lvlJc w:val="left"/>
+      <w:pPr>
+        <w:tabs>
+          <w:tab w:val="num" w:pos="720"/>
+        </w:tabs>
+        <w:ind w:left="720" w:hanging="360"/>
+      </w:pPr>
+      <w:rPr>
+        <w:rFonts w:ascii="Symbol" w:hAnsi="Symbol" w:hint="default"/>
+        <w:sz w:val="20"/>
+      </w:rPr>
+    </w:lvl>
+    <w:lvl w:ilvl="1" w:tentative="1">
+      <w:start w:val="1"/>
+      <w:numFmt w:val="bullet"/>
+      <w:lvlText w:val="o"/>
+      <w:lvlJc w:val="left"/>
+      <w:pPr>
+        <w:tabs>
+          <w:tab w:val="num" w:pos="1440"/>
+        </w:tabs>
+        <w:ind w:left="1440" w:hanging="360"/>
+      </w:pPr>
+      <w:rPr>
+        <w:rFonts w:ascii="Courier New" w:hAnsi="Courier New" w:hint="default"/>
+        <w:sz w:val="20"/>
+      </w:rPr>
+    </w:lvl>
+    <w:lvl w:ilvl="2" w:tentative="1">
+      <w:start w:val="1"/>
+      <w:numFmt w:val="bullet"/>
+      <w:lvlText w:val=""/>
+      <w:lvlJc w:val="left"/>
+      <w:pPr>
+        <w:tabs>
+          <w:tab w:val="num" w:pos="2160"/>
+        </w:tabs>
+        <w:ind w:left="2160" w:hanging="360"/>
+      </w:pPr>
+      <w:rPr>
+        <w:rFonts w:ascii="Wingdings" w:hAnsi="Wingdings" w:hint="default"/>
+        <w:sz w:val="20"/>
+      </w:rPr>
+    </w:lvl>
+    <w:lvl w:ilvl="3" w:tentative="1">
+      <w:start w:val="1"/>
+      <w:numFmt w:val="bullet"/>
+      <w:lvlText w:val=""/>
+      <w:lvlJc w:val="left"/>
+      <w:pPr>
+        <w:tabs>
+          <w:tab w:val="num" w:pos="2880"/>
+        </w:tabs>
+        <w:ind w:left="2880" w:hanging="360"/>
+      </w:pPr>
+      <w:rPr>
+        <w:rFonts w:ascii="Wingdings" w:hAnsi="Wingdings" w:hint="default"/>
+        <w:sz w:val="20"/>
+      </w:rPr>
+    </w:lvl>
+    <w:lvl w:ilvl="4" w:tentative="1">
+      <w:start w:val="1"/>
+      <w:numFmt w:val="bullet"/>
+      <w:lvlText w:val=""/>
+      <w:lvlJc w:val="left"/>
+      <w:pPr>
+        <w:tabs>
+          <w:tab w:val="num" w:pos="3600"/>
+        </w:tabs>
+        <w:ind w:left="3600" w:hanging="360"/>
+      </w:pPr>
+      <w:rPr>
+        <w:rFonts w:ascii="Wingdings" w:hAnsi="Wingdings" w:hint="default"/>
+        <w:sz w:val="20"/>
+      </w:rPr>
+    </w:lvl>
+    <w:lvl w:ilvl="5" w:tentative="1">
+      <w:start w:val="1"/>
+      <w:numFmt w:val="bullet"/>
+      <w:lvlText w:val=""/>
+      <w:lvlJc w:val="left"/>
+      <w:pPr>
+        <w:tabs>
+          <w:tab w:val="num" w:pos="4320"/>
+        </w:tabs>
+        <w:ind w:left="4320" w:hanging="360"/>
+      </w:pPr>
+      <w:rPr>
+        <w:rFonts w:ascii="Wingdings" w:hAnsi="Wingdings" w:hint="default"/>
+        <w:sz w:val="20"/>
+      </w:rPr>
+    </w:lvl>
+    <w:lvl w:ilvl="6" w:tentative="1">
+      <w:start w:val="1"/>
+      <w:numFmt w:val="bullet"/>
+      <w:lvlText w:val=""/>
+      <w:lvlJc w:val="left"/>
+      <w:pPr>
+        <w:tabs>
+          <w:tab w:val="num" w:pos="5040"/>
+        </w:tabs>
+        <w:ind w:left="5040" w:hanging="360"/>
+      </w:pPr>
+      <w:rPr>
+        <w:rFonts w:ascii="Wingdings" w:hAnsi="Wingdings" w:hint="default"/>
+        <w:sz w:val="20"/>
+      </w:rPr>
+    </w:lvl>
+    <w:lvl w:ilvl="7" w:tentative="1">
+      <w:start w:val="1"/>
+      <w:numFmt w:val="bullet"/>
+      <w:lvlText w:val=""/>
+      <w:lvlJc w:val="left"/>
+      <w:pPr>
+        <w:tabs>
+          <w:tab w:val="num" w:pos="5760"/>
+        </w:tabs>
+        <w:ind w:left="5760" w:hanging="360"/>
+      </w:pPr>
+      <w:rPr>
+        <w:rFonts w:ascii="Wingdings" w:hAnsi="Wingdings" w:hint="default"/>
+        <w:sz w:val="20"/>
+      </w:rPr>
+    </w:lvl>
+    <w:lvl w:ilvl="8" w:tentative="1">
+      <w:start w:val="1"/>
+      <w:numFmt w:val="bullet"/>
+      <w:lvlText w:val=""/>
+      <w:lvlJc w:val="left"/>
+      <w:pPr>
+        <w:tabs>
+          <w:tab w:val="num" w:pos="6480"/>
+        </w:tabs>
+        <w:ind w:left="6480" w:hanging="360"/>
+      </w:pPr>
+      <w:rPr>
+        <w:rFonts w:ascii="Wingdings" w:hAnsi="Wingdings" w:hint="default"/>
+        <w:sz w:val="20"/>
+      </w:rPr>
+    </w:lvl>
+  </w:abstractNum>
+  <w:abstractNum w:abstractNumId="9" w15:restartNumberingAfterBreak="0">
     <w:nsid w:val="294B4B17"/>
     <w:multiLevelType w:val="multilevel"/>
     <w:tmpl w:val="E3DAA9A2"/>
@@ -5842,7 +5978,680 @@
       </w:rPr>
     </w:lvl>
   </w:abstractNum>
-  <w:abstractNum w:abstractNumId="8" w15:restartNumberingAfterBreak="0">
+  <w:abstractNum w:abstractNumId="10" w15:restartNumberingAfterBreak="0">
+    <w:nsid w:val="2B883DFB"/>
+    <w:multiLevelType w:val="hybridMultilevel"/>
+    <w:tmpl w:val="261A11D2"/>
+    <w:lvl w:ilvl="0" w:tplc="04190001">
+      <w:start w:val="1"/>
+      <w:numFmt w:val="bullet"/>
+      <w:lvlText w:val=""/>
+      <w:lvlJc w:val="left"/>
+      <w:pPr>
+        <w:ind w:left="360" w:hanging="360"/>
+      </w:pPr>
+      <w:rPr>
+        <w:rFonts w:ascii="Symbol" w:hAnsi="Symbol" w:hint="default"/>
+      </w:rPr>
+    </w:lvl>
+    <w:lvl w:ilvl="1" w:tplc="04190003" w:tentative="1">
+      <w:start w:val="1"/>
+      <w:numFmt w:val="bullet"/>
+      <w:lvlText w:val="o"/>
+      <w:lvlJc w:val="left"/>
+      <w:pPr>
+        <w:ind w:left="1080" w:hanging="360"/>
+      </w:pPr>
+      <w:rPr>
+        <w:rFonts w:ascii="Courier New" w:hAnsi="Courier New" w:cs="Courier New" w:hint="default"/>
+      </w:rPr>
+    </w:lvl>
+    <w:lvl w:ilvl="2" w:tplc="04190005" w:tentative="1">
+      <w:start w:val="1"/>
+      <w:numFmt w:val="bullet"/>
+      <w:lvlText w:val=""/>
+      <w:lvlJc w:val="left"/>
+      <w:pPr>
+        <w:ind w:left="1800" w:hanging="360"/>
+      </w:pPr>
+      <w:rPr>
+        <w:rFonts w:ascii="Wingdings" w:hAnsi="Wingdings" w:hint="default"/>
+      </w:rPr>
+    </w:lvl>
+    <w:lvl w:ilvl="3" w:tplc="04190001" w:tentative="1">
+      <w:start w:val="1"/>
+      <w:numFmt w:val="bullet"/>
+      <w:lvlText w:val=""/>
+      <w:lvlJc w:val="left"/>
+      <w:pPr>
+        <w:ind w:left="2520" w:hanging="360"/>
+      </w:pPr>
+      <w:rPr>
+        <w:rFonts w:ascii="Symbol" w:hAnsi="Symbol" w:hint="default"/>
+      </w:rPr>
+    </w:lvl>
+    <w:lvl w:ilvl="4" w:tplc="04190003" w:tentative="1">
+      <w:start w:val="1"/>
+      <w:numFmt w:val="bullet"/>
+      <w:lvlText w:val="o"/>
+      <w:lvlJc w:val="left"/>
+      <w:pPr>
+        <w:ind w:left="3240" w:hanging="360"/>
+      </w:pPr>
+      <w:rPr>
+        <w:rFonts w:ascii="Courier New" w:hAnsi="Courier New" w:cs="Courier New" w:hint="default"/>
+      </w:rPr>
+    </w:lvl>
+    <w:lvl w:ilvl="5" w:tplc="04190005" w:tentative="1">
+      <w:start w:val="1"/>
+      <w:numFmt w:val="bullet"/>
+      <w:lvlText w:val=""/>
+      <w:lvlJc w:val="left"/>
+      <w:pPr>
+        <w:ind w:left="3960" w:hanging="360"/>
+      </w:pPr>
+      <w:rPr>
+        <w:rFonts w:ascii="Wingdings" w:hAnsi="Wingdings" w:hint="default"/>
+      </w:rPr>
+    </w:lvl>
+    <w:lvl w:ilvl="6" w:tplc="04190001" w:tentative="1">
+      <w:start w:val="1"/>
+      <w:numFmt w:val="bullet"/>
+      <w:lvlText w:val=""/>
+      <w:lvlJc w:val="left"/>
+      <w:pPr>
+        <w:ind w:left="4680" w:hanging="360"/>
+      </w:pPr>
+      <w:rPr>
+        <w:rFonts w:ascii="Symbol" w:hAnsi="Symbol" w:hint="default"/>
+      </w:rPr>
+    </w:lvl>
+    <w:lvl w:ilvl="7" w:tplc="04190003" w:tentative="1">
+      <w:start w:val="1"/>
+      <w:numFmt w:val="bullet"/>
+      <w:lvlText w:val="o"/>
+      <w:lvlJc w:val="left"/>
+      <w:pPr>
+        <w:ind w:left="5400" w:hanging="360"/>
+      </w:pPr>
+      <w:rPr>
+        <w:rFonts w:ascii="Courier New" w:hAnsi="Courier New" w:cs="Courier New" w:hint="default"/>
+      </w:rPr>
+    </w:lvl>
+    <w:lvl w:ilvl="8" w:tplc="04190005" w:tentative="1">
+      <w:start w:val="1"/>
+      <w:numFmt w:val="bullet"/>
+      <w:lvlText w:val=""/>
+      <w:lvlJc w:val="left"/>
+      <w:pPr>
+        <w:ind w:left="6120" w:hanging="360"/>
+      </w:pPr>
+      <w:rPr>
+        <w:rFonts w:ascii="Wingdings" w:hAnsi="Wingdings" w:hint="default"/>
+      </w:rPr>
+    </w:lvl>
+  </w:abstractNum>
+  <w:abstractNum w:abstractNumId="11" w15:restartNumberingAfterBreak="0">
+    <w:nsid w:val="2CB71F3E"/>
+    <w:multiLevelType w:val="multilevel"/>
+    <w:tmpl w:val="6BAE7942"/>
+    <w:lvl w:ilvl="0">
+      <w:start w:val="3"/>
+      <w:numFmt w:val="decimal"/>
+      <w:lvlText w:val="%1"/>
+      <w:lvlJc w:val="left"/>
+      <w:pPr>
+        <w:ind w:left="495" w:hanging="495"/>
+      </w:pPr>
+      <w:rPr>
+        <w:rFonts w:hint="default"/>
+      </w:rPr>
+    </w:lvl>
+    <w:lvl w:ilvl="1">
+      <w:start w:val="1"/>
+      <w:numFmt w:val="decimal"/>
+      <w:lvlText w:val="%1.%2"/>
+      <w:lvlJc w:val="left"/>
+      <w:pPr>
+        <w:ind w:left="495" w:hanging="495"/>
+      </w:pPr>
+      <w:rPr>
+        <w:rFonts w:hint="default"/>
+      </w:rPr>
+    </w:lvl>
+    <w:lvl w:ilvl="2">
+      <w:start w:val="4"/>
+      <w:numFmt w:val="decimal"/>
+      <w:lvlText w:val="%1.%2.%3"/>
+      <w:lvlJc w:val="left"/>
+      <w:pPr>
+        <w:ind w:left="720" w:hanging="720"/>
+      </w:pPr>
+      <w:rPr>
+        <w:rFonts w:hint="default"/>
+      </w:rPr>
+    </w:lvl>
+    <w:lvl w:ilvl="3">
+      <w:start w:val="1"/>
+      <w:numFmt w:val="decimal"/>
+      <w:lvlText w:val="%1.%2.%3.%4"/>
+      <w:lvlJc w:val="left"/>
+      <w:pPr>
+        <w:ind w:left="720" w:hanging="720"/>
+      </w:pPr>
+      <w:rPr>
+        <w:rFonts w:hint="default"/>
+      </w:rPr>
+    </w:lvl>
+    <w:lvl w:ilvl="4">
+      <w:start w:val="1"/>
+      <w:numFmt w:val="decimal"/>
+      <w:lvlText w:val="%1.%2.%3.%4.%5"/>
+      <w:lvlJc w:val="left"/>
+      <w:pPr>
+        <w:ind w:left="1080" w:hanging="1080"/>
+      </w:pPr>
+      <w:rPr>
+        <w:rFonts w:hint="default"/>
+      </w:rPr>
+    </w:lvl>
+    <w:lvl w:ilvl="5">
+      <w:start w:val="1"/>
+      <w:numFmt w:val="decimal"/>
+      <w:lvlText w:val="%1.%2.%3.%4.%5.%6"/>
+      <w:lvlJc w:val="left"/>
+      <w:pPr>
+        <w:ind w:left="1080" w:hanging="1080"/>
+      </w:pPr>
+      <w:rPr>
+        <w:rFonts w:hint="default"/>
+      </w:rPr>
+    </w:lvl>
+    <w:lvl w:ilvl="6">
+      <w:start w:val="1"/>
+      <w:numFmt w:val="decimal"/>
+      <w:lvlText w:val="%1.%2.%3.%4.%5.%6.%7"/>
+      <w:lvlJc w:val="left"/>
+      <w:pPr>
+        <w:ind w:left="1440" w:hanging="1440"/>
+      </w:pPr>
+      <w:rPr>
+        <w:rFonts w:hint="default"/>
+      </w:rPr>
+    </w:lvl>
+    <w:lvl w:ilvl="7">
+      <w:start w:val="1"/>
+      <w:numFmt w:val="decimal"/>
+      <w:lvlText w:val="%1.%2.%3.%4.%5.%6.%7.%8"/>
+      <w:lvlJc w:val="left"/>
+      <w:pPr>
+        <w:ind w:left="1440" w:hanging="1440"/>
+      </w:pPr>
+      <w:rPr>
+        <w:rFonts w:hint="default"/>
+      </w:rPr>
+    </w:lvl>
+    <w:lvl w:ilvl="8">
+      <w:start w:val="1"/>
+      <w:numFmt w:val="decimal"/>
+      <w:lvlText w:val="%1.%2.%3.%4.%5.%6.%7.%8.%9"/>
+      <w:lvlJc w:val="left"/>
+      <w:pPr>
+        <w:ind w:left="1800" w:hanging="1800"/>
+      </w:pPr>
+      <w:rPr>
+        <w:rFonts w:hint="default"/>
+      </w:rPr>
+    </w:lvl>
+  </w:abstractNum>
+  <w:abstractNum w:abstractNumId="12" w15:restartNumberingAfterBreak="0">
+    <w:nsid w:val="3109710D"/>
+    <w:multiLevelType w:val="multilevel"/>
+    <w:tmpl w:val="A524E300"/>
+    <w:lvl w:ilvl="0">
+      <w:start w:val="1"/>
+      <w:numFmt w:val="bullet"/>
+      <w:lvlText w:val=""/>
+      <w:lvlJc w:val="left"/>
+      <w:pPr>
+        <w:tabs>
+          <w:tab w:val="num" w:pos="360"/>
+        </w:tabs>
+        <w:ind w:left="360" w:hanging="360"/>
+      </w:pPr>
+      <w:rPr>
+        <w:rFonts w:ascii="Symbol" w:hAnsi="Symbol" w:hint="default"/>
+        <w:sz w:val="20"/>
+      </w:rPr>
+    </w:lvl>
+    <w:lvl w:ilvl="1" w:tentative="1">
+      <w:start w:val="1"/>
+      <w:numFmt w:val="bullet"/>
+      <w:lvlText w:val="o"/>
+      <w:lvlJc w:val="left"/>
+      <w:pPr>
+        <w:tabs>
+          <w:tab w:val="num" w:pos="1080"/>
+        </w:tabs>
+        <w:ind w:left="1080" w:hanging="360"/>
+      </w:pPr>
+      <w:rPr>
+        <w:rFonts w:ascii="Courier New" w:hAnsi="Courier New" w:hint="default"/>
+        <w:sz w:val="20"/>
+      </w:rPr>
+    </w:lvl>
+    <w:lvl w:ilvl="2" w:tentative="1">
+      <w:start w:val="1"/>
+      <w:numFmt w:val="bullet"/>
+      <w:lvlText w:val=""/>
+      <w:lvlJc w:val="left"/>
+      <w:pPr>
+        <w:tabs>
+          <w:tab w:val="num" w:pos="1800"/>
+        </w:tabs>
+        <w:ind w:left="1800" w:hanging="360"/>
+      </w:pPr>
+      <w:rPr>
+        <w:rFonts w:ascii="Wingdings" w:hAnsi="Wingdings" w:hint="default"/>
+        <w:sz w:val="20"/>
+      </w:rPr>
+    </w:lvl>
+    <w:lvl w:ilvl="3" w:tentative="1">
+      <w:start w:val="1"/>
+      <w:numFmt w:val="bullet"/>
+      <w:lvlText w:val=""/>
+      <w:lvlJc w:val="left"/>
+      <w:pPr>
+        <w:tabs>
+          <w:tab w:val="num" w:pos="2520"/>
+        </w:tabs>
+        <w:ind w:left="2520" w:hanging="360"/>
+      </w:pPr>
+      <w:rPr>
+        <w:rFonts w:ascii="Wingdings" w:hAnsi="Wingdings" w:hint="default"/>
+        <w:sz w:val="20"/>
+      </w:rPr>
+    </w:lvl>
+    <w:lvl w:ilvl="4" w:tentative="1">
+      <w:start w:val="1"/>
+      <w:numFmt w:val="bullet"/>
+      <w:lvlText w:val=""/>
+      <w:lvlJc w:val="left"/>
+      <w:pPr>
+        <w:tabs>
+          <w:tab w:val="num" w:pos="3240"/>
+        </w:tabs>
+        <w:ind w:left="3240" w:hanging="360"/>
+      </w:pPr>
+      <w:rPr>
+        <w:rFonts w:ascii="Wingdings" w:hAnsi="Wingdings" w:hint="default"/>
+        <w:sz w:val="20"/>
+      </w:rPr>
+    </w:lvl>
+    <w:lvl w:ilvl="5" w:tentative="1">
+      <w:start w:val="1"/>
+      <w:numFmt w:val="bullet"/>
+      <w:lvlText w:val=""/>
+      <w:lvlJc w:val="left"/>
+      <w:pPr>
+        <w:tabs>
+          <w:tab w:val="num" w:pos="3960"/>
+        </w:tabs>
+        <w:ind w:left="3960" w:hanging="360"/>
+      </w:pPr>
+      <w:rPr>
+        <w:rFonts w:ascii="Wingdings" w:hAnsi="Wingdings" w:hint="default"/>
+        <w:sz w:val="20"/>
+      </w:rPr>
+    </w:lvl>
+    <w:lvl w:ilvl="6" w:tentative="1">
+      <w:start w:val="1"/>
+      <w:numFmt w:val="bullet"/>
+      <w:lvlText w:val=""/>
+      <w:lvlJc w:val="left"/>
+      <w:pPr>
+        <w:tabs>
+          <w:tab w:val="num" w:pos="4680"/>
+        </w:tabs>
+        <w:ind w:left="4680" w:hanging="360"/>
+      </w:pPr>
+      <w:rPr>
+        <w:rFonts w:ascii="Wingdings" w:hAnsi="Wingdings" w:hint="default"/>
+        <w:sz w:val="20"/>
+      </w:rPr>
+    </w:lvl>
+    <w:lvl w:ilvl="7" w:tentative="1">
+      <w:start w:val="1"/>
+      <w:numFmt w:val="bullet"/>
+      <w:lvlText w:val=""/>
+      <w:lvlJc w:val="left"/>
+      <w:pPr>
+        <w:tabs>
+          <w:tab w:val="num" w:pos="5400"/>
+        </w:tabs>
+        <w:ind w:left="5400" w:hanging="360"/>
+      </w:pPr>
+      <w:rPr>
+        <w:rFonts w:ascii="Wingdings" w:hAnsi="Wingdings" w:hint="default"/>
+        <w:sz w:val="20"/>
+      </w:rPr>
+    </w:lvl>
+    <w:lvl w:ilvl="8" w:tentative="1">
+      <w:start w:val="1"/>
+      <w:numFmt w:val="bullet"/>
+      <w:lvlText w:val=""/>
+      <w:lvlJc w:val="left"/>
+      <w:pPr>
+        <w:tabs>
+          <w:tab w:val="num" w:pos="6120"/>
+        </w:tabs>
+        <w:ind w:left="6120" w:hanging="360"/>
+      </w:pPr>
+      <w:rPr>
+        <w:rFonts w:ascii="Wingdings" w:hAnsi="Wingdings" w:hint="default"/>
+        <w:sz w:val="20"/>
+      </w:rPr>
+    </w:lvl>
+  </w:abstractNum>
+  <w:abstractNum w:abstractNumId="13" w15:restartNumberingAfterBreak="0">
+    <w:nsid w:val="3803132A"/>
+    <w:multiLevelType w:val="multilevel"/>
+    <w:tmpl w:val="EDD0D45C"/>
+    <w:lvl w:ilvl="0">
+      <w:start w:val="1"/>
+      <w:numFmt w:val="bullet"/>
+      <w:lvlText w:val=""/>
+      <w:lvlJc w:val="left"/>
+      <w:pPr>
+        <w:tabs>
+          <w:tab w:val="num" w:pos="720"/>
+        </w:tabs>
+        <w:ind w:left="720" w:hanging="360"/>
+      </w:pPr>
+      <w:rPr>
+        <w:rFonts w:ascii="Symbol" w:hAnsi="Symbol" w:hint="default"/>
+        <w:sz w:val="20"/>
+      </w:rPr>
+    </w:lvl>
+    <w:lvl w:ilvl="1" w:tentative="1">
+      <w:start w:val="1"/>
+      <w:numFmt w:val="bullet"/>
+      <w:lvlText w:val="o"/>
+      <w:lvlJc w:val="left"/>
+      <w:pPr>
+        <w:tabs>
+          <w:tab w:val="num" w:pos="1440"/>
+        </w:tabs>
+        <w:ind w:left="1440" w:hanging="360"/>
+      </w:pPr>
+      <w:rPr>
+        <w:rFonts w:ascii="Courier New" w:hAnsi="Courier New" w:hint="default"/>
+        <w:sz w:val="20"/>
+      </w:rPr>
+    </w:lvl>
+    <w:lvl w:ilvl="2" w:tentative="1">
+      <w:start w:val="1"/>
+      <w:numFmt w:val="bullet"/>
+      <w:lvlText w:val=""/>
+      <w:lvlJc w:val="left"/>
+      <w:pPr>
+        <w:tabs>
+          <w:tab w:val="num" w:pos="2160"/>
+        </w:tabs>
+        <w:ind w:left="2160" w:hanging="360"/>
+      </w:pPr>
+      <w:rPr>
+        <w:rFonts w:ascii="Wingdings" w:hAnsi="Wingdings" w:hint="default"/>
+        <w:sz w:val="20"/>
+      </w:rPr>
+    </w:lvl>
+    <w:lvl w:ilvl="3" w:tentative="1">
+      <w:start w:val="1"/>
+      <w:numFmt w:val="bullet"/>
+      <w:lvlText w:val=""/>
+      <w:lvlJc w:val="left"/>
+      <w:pPr>
+        <w:tabs>
+          <w:tab w:val="num" w:pos="2880"/>
+        </w:tabs>
+        <w:ind w:left="2880" w:hanging="360"/>
+      </w:pPr>
+      <w:rPr>
+        <w:rFonts w:ascii="Wingdings" w:hAnsi="Wingdings" w:hint="default"/>
+        <w:sz w:val="20"/>
+      </w:rPr>
+    </w:lvl>
+    <w:lvl w:ilvl="4" w:tentative="1">
+      <w:start w:val="1"/>
+      <w:numFmt w:val="bullet"/>
+      <w:lvlText w:val=""/>
+      <w:lvlJc w:val="left"/>
+      <w:pPr>
+        <w:tabs>
+          <w:tab w:val="num" w:pos="3600"/>
+        </w:tabs>
+        <w:ind w:left="3600" w:hanging="360"/>
+      </w:pPr>
+      <w:rPr>
+        <w:rFonts w:ascii="Wingdings" w:hAnsi="Wingdings" w:hint="default"/>
+        <w:sz w:val="20"/>
+      </w:rPr>
+    </w:lvl>
+    <w:lvl w:ilvl="5" w:tentative="1">
+      <w:start w:val="1"/>
+      <w:numFmt w:val="bullet"/>
+      <w:lvlText w:val=""/>
+      <w:lvlJc w:val="left"/>
+      <w:pPr>
+        <w:tabs>
+          <w:tab w:val="num" w:pos="4320"/>
+        </w:tabs>
+        <w:ind w:left="4320" w:hanging="360"/>
+      </w:pPr>
+      <w:rPr>
+        <w:rFonts w:ascii="Wingdings" w:hAnsi="Wingdings" w:hint="default"/>
+        <w:sz w:val="20"/>
+      </w:rPr>
+    </w:lvl>
+    <w:lvl w:ilvl="6" w:tentative="1">
+      <w:start w:val="1"/>
+      <w:numFmt w:val="bullet"/>
+      <w:lvlText w:val=""/>
+      <w:lvlJc w:val="left"/>
+      <w:pPr>
+        <w:tabs>
+          <w:tab w:val="num" w:pos="5040"/>
+        </w:tabs>
+        <w:ind w:left="5040" w:hanging="360"/>
+      </w:pPr>
+      <w:rPr>
+        <w:rFonts w:ascii="Wingdings" w:hAnsi="Wingdings" w:hint="default"/>
+        <w:sz w:val="20"/>
+      </w:rPr>
+    </w:lvl>
+    <w:lvl w:ilvl="7" w:tentative="1">
+      <w:start w:val="1"/>
+      <w:numFmt w:val="bullet"/>
+      <w:lvlText w:val=""/>
+      <w:lvlJc w:val="left"/>
+      <w:pPr>
+        <w:tabs>
+          <w:tab w:val="num" w:pos="5760"/>
+        </w:tabs>
+        <w:ind w:left="5760" w:hanging="360"/>
+      </w:pPr>
+      <w:rPr>
+        <w:rFonts w:ascii="Wingdings" w:hAnsi="Wingdings" w:hint="default"/>
+        <w:sz w:val="20"/>
+      </w:rPr>
+    </w:lvl>
+    <w:lvl w:ilvl="8" w:tentative="1">
+      <w:start w:val="1"/>
+      <w:numFmt w:val="bullet"/>
+      <w:lvlText w:val=""/>
+      <w:lvlJc w:val="left"/>
+      <w:pPr>
+        <w:tabs>
+          <w:tab w:val="num" w:pos="6480"/>
+        </w:tabs>
+        <w:ind w:left="6480" w:hanging="360"/>
+      </w:pPr>
+      <w:rPr>
+        <w:rFonts w:ascii="Wingdings" w:hAnsi="Wingdings" w:hint="default"/>
+        <w:sz w:val="20"/>
+      </w:rPr>
+    </w:lvl>
+  </w:abstractNum>
+  <w:abstractNum w:abstractNumId="14" w15:restartNumberingAfterBreak="0">
+    <w:nsid w:val="3AA74E1A"/>
+    <w:multiLevelType w:val="multilevel"/>
+    <w:tmpl w:val="09321934"/>
+    <w:lvl w:ilvl="0">
+      <w:start w:val="1"/>
+      <w:numFmt w:val="bullet"/>
+      <w:lvlText w:val=""/>
+      <w:lvlJc w:val="left"/>
+      <w:pPr>
+        <w:tabs>
+          <w:tab w:val="num" w:pos="720"/>
+        </w:tabs>
+        <w:ind w:left="720" w:hanging="360"/>
+      </w:pPr>
+      <w:rPr>
+        <w:rFonts w:ascii="Symbol" w:hAnsi="Symbol" w:hint="default"/>
+        <w:sz w:val="20"/>
+      </w:rPr>
+    </w:lvl>
+    <w:lvl w:ilvl="1" w:tentative="1">
+      <w:start w:val="1"/>
+      <w:numFmt w:val="bullet"/>
+      <w:lvlText w:val="o"/>
+      <w:lvlJc w:val="left"/>
+      <w:pPr>
+        <w:tabs>
+          <w:tab w:val="num" w:pos="1440"/>
+        </w:tabs>
+        <w:ind w:left="1440" w:hanging="360"/>
+      </w:pPr>
+      <w:rPr>
+        <w:rFonts w:ascii="Courier New" w:hAnsi="Courier New" w:hint="default"/>
+        <w:sz w:val="20"/>
+      </w:rPr>
+    </w:lvl>
+    <w:lvl w:ilvl="2" w:tentative="1">
+      <w:start w:val="1"/>
+      <w:numFmt w:val="bullet"/>
+      <w:lvlText w:val=""/>
+      <w:lvlJc w:val="left"/>
+      <w:pPr>
+        <w:tabs>
+          <w:tab w:val="num" w:pos="2160"/>
+        </w:tabs>
+        <w:ind w:left="2160" w:hanging="360"/>
+      </w:pPr>
+      <w:rPr>
+        <w:rFonts w:ascii="Wingdings" w:hAnsi="Wingdings" w:hint="default"/>
+        <w:sz w:val="20"/>
+      </w:rPr>
+    </w:lvl>
+    <w:lvl w:ilvl="3" w:tentative="1">
+      <w:start w:val="1"/>
+      <w:numFmt w:val="bullet"/>
+      <w:lvlText w:val=""/>
+      <w:lvlJc w:val="left"/>
+      <w:pPr>
+        <w:tabs>
+          <w:tab w:val="num" w:pos="2880"/>
+        </w:tabs>
+        <w:ind w:left="2880" w:hanging="360"/>
+      </w:pPr>
+      <w:rPr>
+        <w:rFonts w:ascii="Wingdings" w:hAnsi="Wingdings" w:hint="default"/>
+        <w:sz w:val="20"/>
+      </w:rPr>
+    </w:lvl>
+    <w:lvl w:ilvl="4" w:tentative="1">
+      <w:start w:val="1"/>
+      <w:numFmt w:val="bullet"/>
+      <w:lvlText w:val=""/>
+      <w:lvlJc w:val="left"/>
+      <w:pPr>
+        <w:tabs>
+          <w:tab w:val="num" w:pos="3600"/>
+        </w:tabs>
+        <w:ind w:left="3600" w:hanging="360"/>
+      </w:pPr>
+      <w:rPr>
+        <w:rFonts w:ascii="Wingdings" w:hAnsi="Wingdings" w:hint="default"/>
+        <w:sz w:val="20"/>
+      </w:rPr>
+    </w:lvl>
+    <w:lvl w:ilvl="5" w:tentative="1">
+      <w:start w:val="1"/>
+      <w:numFmt w:val="bullet"/>
+      <w:lvlText w:val=""/>
+      <w:lvlJc w:val="left"/>
+      <w:pPr>
+        <w:tabs>
+          <w:tab w:val="num" w:pos="4320"/>
+        </w:tabs>
+        <w:ind w:left="4320" w:hanging="360"/>
+      </w:pPr>
+      <w:rPr>
+        <w:rFonts w:ascii="Wingdings" w:hAnsi="Wingdings" w:hint="default"/>
+        <w:sz w:val="20"/>
+      </w:rPr>
+    </w:lvl>
+    <w:lvl w:ilvl="6" w:tentative="1">
+      <w:start w:val="1"/>
+      <w:numFmt w:val="bullet"/>
+      <w:lvlText w:val=""/>
+      <w:lvlJc w:val="left"/>
+      <w:pPr>
+        <w:tabs>
+          <w:tab w:val="num" w:pos="5040"/>
+        </w:tabs>
+        <w:ind w:left="5040" w:hanging="360"/>
+      </w:pPr>
+      <w:rPr>
+        <w:rFonts w:ascii="Wingdings" w:hAnsi="Wingdings" w:hint="default"/>
+        <w:sz w:val="20"/>
+      </w:rPr>
+    </w:lvl>
+    <w:lvl w:ilvl="7" w:tentative="1">
+      <w:start w:val="1"/>
+      <w:numFmt w:val="bullet"/>
+      <w:lvlText w:val=""/>
+      <w:lvlJc w:val="left"/>
+      <w:pPr>
+        <w:tabs>
+          <w:tab w:val="num" w:pos="5760"/>
+        </w:tabs>
+        <w:ind w:left="5760" w:hanging="360"/>
+      </w:pPr>
+      <w:rPr>
+        <w:rFonts w:ascii="Wingdings" w:hAnsi="Wingdings" w:hint="default"/>
+        <w:sz w:val="20"/>
+      </w:rPr>
+    </w:lvl>
+    <w:lvl w:ilvl="8" w:tentative="1">
+      <w:start w:val="1"/>
+      <w:numFmt w:val="bullet"/>
+      <w:lvlText w:val=""/>
+      <w:lvlJc w:val="left"/>
+      <w:pPr>
+        <w:tabs>
+          <w:tab w:val="num" w:pos="6480"/>
+        </w:tabs>
+        <w:ind w:left="6480" w:hanging="360"/>
+      </w:pPr>
+      <w:rPr>
+        <w:rFonts w:ascii="Wingdings" w:hAnsi="Wingdings" w:hint="default"/>
+        <w:sz w:val="20"/>
+      </w:rPr>
+    </w:lvl>
+  </w:abstractNum>
+  <w:abstractNum w:abstractNumId="15" w15:restartNumberingAfterBreak="0">
     <w:nsid w:val="3C9976E7"/>
     <w:multiLevelType w:val="multilevel"/>
     <w:tmpl w:val="DF18312E"/>
@@ -5959,7 +6768,122 @@
       </w:pPr>
     </w:lvl>
   </w:abstractNum>
-  <w:abstractNum w:abstractNumId="9" w15:restartNumberingAfterBreak="0">
+  <w:abstractNum w:abstractNumId="16" w15:restartNumberingAfterBreak="0">
+    <w:nsid w:val="3F8B7834"/>
+    <w:multiLevelType w:val="multilevel"/>
+    <w:tmpl w:val="06C8868C"/>
+    <w:lvl w:ilvl="0">
+      <w:start w:val="3"/>
+      <w:numFmt w:val="decimal"/>
+      <w:lvlText w:val="%1"/>
+      <w:lvlJc w:val="left"/>
+      <w:pPr>
+        <w:ind w:left="495" w:hanging="495"/>
+      </w:pPr>
+      <w:rPr>
+        <w:rFonts w:hint="default"/>
+      </w:rPr>
+    </w:lvl>
+    <w:lvl w:ilvl="1">
+      <w:start w:val="1"/>
+      <w:numFmt w:val="decimal"/>
+      <w:lvlText w:val="%1.%2"/>
+      <w:lvlJc w:val="left"/>
+      <w:pPr>
+        <w:ind w:left="495" w:hanging="495"/>
+      </w:pPr>
+      <w:rPr>
+        <w:rFonts w:hint="default"/>
+      </w:rPr>
+    </w:lvl>
+    <w:lvl w:ilvl="2">
+      <w:start w:val="4"/>
+      <w:numFmt w:val="decimal"/>
+      <w:lvlText w:val="%1.%2.%3"/>
+      <w:lvlJc w:val="left"/>
+      <w:pPr>
+        <w:ind w:left="720" w:hanging="720"/>
+      </w:pPr>
+      <w:rPr>
+        <w:rFonts w:hint="default"/>
+        <w:b/>
+        <w:bCs/>
+      </w:rPr>
+    </w:lvl>
+    <w:lvl w:ilvl="3">
+      <w:start w:val="1"/>
+      <w:numFmt w:val="decimal"/>
+      <w:lvlText w:val="%1.%2.%3.%4"/>
+      <w:lvlJc w:val="left"/>
+      <w:pPr>
+        <w:ind w:left="720" w:hanging="720"/>
+      </w:pPr>
+      <w:rPr>
+        <w:rFonts w:hint="default"/>
+      </w:rPr>
+    </w:lvl>
+    <w:lvl w:ilvl="4">
+      <w:start w:val="1"/>
+      <w:numFmt w:val="decimal"/>
+      <w:lvlText w:val="%1.%2.%3.%4.%5"/>
+      <w:lvlJc w:val="left"/>
+      <w:pPr>
+        <w:ind w:left="1080" w:hanging="1080"/>
+      </w:pPr>
+      <w:rPr>
+        <w:rFonts w:hint="default"/>
+      </w:rPr>
+    </w:lvl>
+    <w:lvl w:ilvl="5">
+      <w:start w:val="1"/>
+      <w:numFmt w:val="decimal"/>
+      <w:lvlText w:val="%1.%2.%3.%4.%5.%6"/>
+      <w:lvlJc w:val="left"/>
+      <w:pPr>
+        <w:ind w:left="1080" w:hanging="1080"/>
+      </w:pPr>
+      <w:rPr>
+        <w:rFonts w:hint="default"/>
+      </w:rPr>
+    </w:lvl>
+    <w:lvl w:ilvl="6">
+      <w:start w:val="1"/>
+      <w:numFmt w:val="decimal"/>
+      <w:lvlText w:val="%1.%2.%3.%4.%5.%6.%7"/>
+      <w:lvlJc w:val="left"/>
+      <w:pPr>
+        <w:ind w:left="1440" w:hanging="1440"/>
+      </w:pPr>
+      <w:rPr>
+        <w:rFonts w:hint="default"/>
+      </w:rPr>
+    </w:lvl>
+    <w:lvl w:ilvl="7">
+      <w:start w:val="1"/>
+      <w:numFmt w:val="decimal"/>
+      <w:lvlText w:val="%1.%2.%3.%4.%5.%6.%7.%8"/>
+      <w:lvlJc w:val="left"/>
+      <w:pPr>
+        <w:ind w:left="1440" w:hanging="1440"/>
+      </w:pPr>
+      <w:rPr>
+        <w:rFonts w:hint="default"/>
+      </w:rPr>
+    </w:lvl>
+    <w:lvl w:ilvl="8">
+      <w:start w:val="1"/>
+      <w:numFmt w:val="decimal"/>
+      <w:lvlText w:val="%1.%2.%3.%4.%5.%6.%7.%8.%9"/>
+      <w:lvlJc w:val="left"/>
+      <w:pPr>
+        <w:ind w:left="1800" w:hanging="1800"/>
+      </w:pPr>
+      <w:rPr>
+        <w:rFonts w:hint="default"/>
+      </w:rPr>
+    </w:lvl>
+  </w:abstractNum>
+  <w:abstractNum w:abstractNumId="17" w15:restartNumberingAfterBreak="0">
     <w:nsid w:val="413D0FE9"/>
     <w:multiLevelType w:val="multilevel"/>
     <w:tmpl w:val="98B28C72"/>
@@ -6080,7 +7004,7 @@
       </w:rPr>
     </w:lvl>
   </w:abstractNum>
-  <w:abstractNum w:abstractNumId="10" w15:restartNumberingAfterBreak="0">
+  <w:abstractNum w:abstractNumId="18" w15:restartNumberingAfterBreak="0">
     <w:nsid w:val="47C3551C"/>
     <w:multiLevelType w:val="multilevel"/>
     <w:tmpl w:val="9196CEEE"/>
@@ -6229,7 +7153,7 @@
       </w:rPr>
     </w:lvl>
   </w:abstractNum>
-  <w:abstractNum w:abstractNumId="11" w15:restartNumberingAfterBreak="0">
+  <w:abstractNum w:abstractNumId="19" w15:restartNumberingAfterBreak="0">
     <w:nsid w:val="4A8E77CA"/>
     <w:multiLevelType w:val="multilevel"/>
     <w:tmpl w:val="BCC67648"/>
@@ -6378,7 +7302,156 @@
       </w:rPr>
     </w:lvl>
   </w:abstractNum>
-  <w:abstractNum w:abstractNumId="12" w15:restartNumberingAfterBreak="0">
+  <w:abstractNum w:abstractNumId="20" w15:restartNumberingAfterBreak="0">
+    <w:nsid w:val="4BC74B43"/>
+    <w:multiLevelType w:val="multilevel"/>
+    <w:tmpl w:val="F9EEA29A"/>
+    <w:lvl w:ilvl="0">
+      <w:start w:val="1"/>
+      <w:numFmt w:val="bullet"/>
+      <w:lvlText w:val=""/>
+      <w:lvlJc w:val="left"/>
+      <w:pPr>
+        <w:tabs>
+          <w:tab w:val="num" w:pos="720"/>
+        </w:tabs>
+        <w:ind w:left="720" w:hanging="360"/>
+      </w:pPr>
+      <w:rPr>
+        <w:rFonts w:ascii="Symbol" w:hAnsi="Symbol" w:hint="default"/>
+        <w:sz w:val="20"/>
+      </w:rPr>
+    </w:lvl>
+    <w:lvl w:ilvl="1" w:tentative="1">
+      <w:start w:val="1"/>
+      <w:numFmt w:val="bullet"/>
+      <w:lvlText w:val="o"/>
+      <w:lvlJc w:val="left"/>
+      <w:pPr>
+        <w:tabs>
+          <w:tab w:val="num" w:pos="1440"/>
+        </w:tabs>
+        <w:ind w:left="1440" w:hanging="360"/>
+      </w:pPr>
+      <w:rPr>
+        <w:rFonts w:ascii="Courier New" w:hAnsi="Courier New" w:hint="default"/>
+        <w:sz w:val="20"/>
+      </w:rPr>
+    </w:lvl>
+    <w:lvl w:ilvl="2" w:tentative="1">
+      <w:start w:val="1"/>
+      <w:numFmt w:val="bullet"/>
+      <w:lvlText w:val=""/>
+      <w:lvlJc w:val="left"/>
+      <w:pPr>
+        <w:tabs>
+          <w:tab w:val="num" w:pos="2160"/>
+        </w:tabs>
+        <w:ind w:left="2160" w:hanging="360"/>
+      </w:pPr>
+      <w:rPr>
+        <w:rFonts w:ascii="Wingdings" w:hAnsi="Wingdings" w:hint="default"/>
+        <w:sz w:val="20"/>
+      </w:rPr>
+    </w:lvl>
+    <w:lvl w:ilvl="3" w:tentative="1">
+      <w:start w:val="1"/>
+      <w:numFmt w:val="bullet"/>
+      <w:lvlText w:val=""/>
+      <w:lvlJc w:val="left"/>
+      <w:pPr>
+        <w:tabs>
+          <w:tab w:val="num" w:pos="2880"/>
+        </w:tabs>
+        <w:ind w:left="2880" w:hanging="360"/>
+      </w:pPr>
+      <w:rPr>
+        <w:rFonts w:ascii="Wingdings" w:hAnsi="Wingdings" w:hint="default"/>
+        <w:sz w:val="20"/>
+      </w:rPr>
+    </w:lvl>
+    <w:lvl w:ilvl="4" w:tentative="1">
+      <w:start w:val="1"/>
+      <w:numFmt w:val="bullet"/>
+      <w:lvlText w:val=""/>
+      <w:lvlJc w:val="left"/>
+      <w:pPr>
+        <w:tabs>
+          <w:tab w:val="num" w:pos="3600"/>
+        </w:tabs>
+        <w:ind w:left="3600" w:hanging="360"/>
+      </w:pPr>
+      <w:rPr>
+        <w:rFonts w:ascii="Wingdings" w:hAnsi="Wingdings" w:hint="default"/>
+        <w:sz w:val="20"/>
+      </w:rPr>
+    </w:lvl>
+    <w:lvl w:ilvl="5" w:tentative="1">
+      <w:start w:val="1"/>
+      <w:numFmt w:val="bullet"/>
+      <w:lvlText w:val=""/>
+      <w:lvlJc w:val="left"/>
+      <w:pPr>
+        <w:tabs>
+          <w:tab w:val="num" w:pos="4320"/>
+        </w:tabs>
+        <w:ind w:left="4320" w:hanging="360"/>
+      </w:pPr>
+      <w:rPr>
+        <w:rFonts w:ascii="Wingdings" w:hAnsi="Wingdings" w:hint="default"/>
+        <w:sz w:val="20"/>
+      </w:rPr>
+    </w:lvl>
+    <w:lvl w:ilvl="6" w:tentative="1">
+      <w:start w:val="1"/>
+      <w:numFmt w:val="bullet"/>
+      <w:lvlText w:val=""/>
+      <w:lvlJc w:val="left"/>
+      <w:pPr>
+        <w:tabs>
+          <w:tab w:val="num" w:pos="5040"/>
+        </w:tabs>
+        <w:ind w:left="5040" w:hanging="360"/>
+      </w:pPr>
+      <w:rPr>
+        <w:rFonts w:ascii="Wingdings" w:hAnsi="Wingdings" w:hint="default"/>
+        <w:sz w:val="20"/>
+      </w:rPr>
+    </w:lvl>
+    <w:lvl w:ilvl="7" w:tentative="1">
+      <w:start w:val="1"/>
+      <w:numFmt w:val="bullet"/>
+      <w:lvlText w:val=""/>
+      <w:lvlJc w:val="left"/>
+      <w:pPr>
+        <w:tabs>
+          <w:tab w:val="num" w:pos="5760"/>
+        </w:tabs>
+        <w:ind w:left="5760" w:hanging="360"/>
+      </w:pPr>
+      <w:rPr>
+        <w:rFonts w:ascii="Wingdings" w:hAnsi="Wingdings" w:hint="default"/>
+        <w:sz w:val="20"/>
+      </w:rPr>
+    </w:lvl>
+    <w:lvl w:ilvl="8" w:tentative="1">
+      <w:start w:val="1"/>
+      <w:numFmt w:val="bullet"/>
+      <w:lvlText w:val=""/>
+      <w:lvlJc w:val="left"/>
+      <w:pPr>
+        <w:tabs>
+          <w:tab w:val="num" w:pos="6480"/>
+        </w:tabs>
+        <w:ind w:left="6480" w:hanging="360"/>
+      </w:pPr>
+      <w:rPr>
+        <w:rFonts w:ascii="Wingdings" w:hAnsi="Wingdings" w:hint="default"/>
+        <w:sz w:val="20"/>
+      </w:rPr>
+    </w:lvl>
+  </w:abstractNum>
+  <w:abstractNum w:abstractNumId="21" w15:restartNumberingAfterBreak="0">
     <w:nsid w:val="4F7A46F3"/>
     <w:multiLevelType w:val="multilevel"/>
     <w:tmpl w:val="3476E67C"/>
@@ -6527,7 +7600,7 @@
       </w:rPr>
     </w:lvl>
   </w:abstractNum>
-  <w:abstractNum w:abstractNumId="13" w15:restartNumberingAfterBreak="0">
+  <w:abstractNum w:abstractNumId="22" w15:restartNumberingAfterBreak="0">
     <w:nsid w:val="54BC71D5"/>
     <w:multiLevelType w:val="multilevel"/>
     <w:tmpl w:val="AFD07354"/>
@@ -6676,10 +7749,10 @@
       </w:rPr>
     </w:lvl>
   </w:abstractNum>
-  <w:abstractNum w:abstractNumId="14" w15:restartNumberingAfterBreak="0">
+  <w:abstractNum w:abstractNumId="23" w15:restartNumberingAfterBreak="0">
     <w:nsid w:val="5CC2460F"/>
     <w:multiLevelType w:val="hybridMultilevel"/>
-    <w:tmpl w:val="BCE8C8AA"/>
+    <w:tmpl w:val="06EE4A36"/>
     <w:lvl w:ilvl="0" w:tplc="04190001">
       <w:start w:val="1"/>
       <w:numFmt w:val="bullet"/>
@@ -6789,7 +7862,7 @@
       </w:rPr>
     </w:lvl>
   </w:abstractNum>
-  <w:abstractNum w:abstractNumId="15" w15:restartNumberingAfterBreak="0">
+  <w:abstractNum w:abstractNumId="24" w15:restartNumberingAfterBreak="0">
     <w:nsid w:val="5D1252DE"/>
     <w:multiLevelType w:val="multilevel"/>
     <w:tmpl w:val="99F82A40"/>
@@ -6938,7 +8011,7 @@
       </w:rPr>
     </w:lvl>
   </w:abstractNum>
-  <w:abstractNum w:abstractNumId="16" w15:restartNumberingAfterBreak="0">
+  <w:abstractNum w:abstractNumId="25" w15:restartNumberingAfterBreak="0">
     <w:nsid w:val="5FF057AA"/>
     <w:multiLevelType w:val="hybridMultilevel"/>
     <w:tmpl w:val="4FF245AC"/>
@@ -7051,7 +8124,7 @@
       </w:rPr>
     </w:lvl>
   </w:abstractNum>
-  <w:abstractNum w:abstractNumId="17" w15:restartNumberingAfterBreak="0">
+  <w:abstractNum w:abstractNumId="26" w15:restartNumberingAfterBreak="0">
     <w:nsid w:val="70A36687"/>
     <w:multiLevelType w:val="multilevel"/>
     <w:tmpl w:val="2EE0979A"/>
@@ -7200,7 +8273,156 @@
       </w:rPr>
     </w:lvl>
   </w:abstractNum>
-  <w:abstractNum w:abstractNumId="18" w15:restartNumberingAfterBreak="0">
+  <w:abstractNum w:abstractNumId="27" w15:restartNumberingAfterBreak="0">
+    <w:nsid w:val="75F874A6"/>
+    <w:multiLevelType w:val="multilevel"/>
+    <w:tmpl w:val="95EAC26A"/>
+    <w:lvl w:ilvl="0">
+      <w:start w:val="1"/>
+      <w:numFmt w:val="bullet"/>
+      <w:lvlText w:val=""/>
+      <w:lvlJc w:val="left"/>
+      <w:pPr>
+        <w:tabs>
+          <w:tab w:val="num" w:pos="720"/>
+        </w:tabs>
+        <w:ind w:left="720" w:hanging="360"/>
+      </w:pPr>
+      <w:rPr>
+        <w:rFonts w:ascii="Symbol" w:hAnsi="Symbol" w:hint="default"/>
+        <w:sz w:val="20"/>
+      </w:rPr>
+    </w:lvl>
+    <w:lvl w:ilvl="1" w:tentative="1">
+      <w:start w:val="1"/>
+      <w:numFmt w:val="bullet"/>
+      <w:lvlText w:val="o"/>
+      <w:lvlJc w:val="left"/>
+      <w:pPr>
+        <w:tabs>
+          <w:tab w:val="num" w:pos="1440"/>
+        </w:tabs>
+        <w:ind w:left="1440" w:hanging="360"/>
+      </w:pPr>
+      <w:rPr>
+        <w:rFonts w:ascii="Courier New" w:hAnsi="Courier New" w:hint="default"/>
+        <w:sz w:val="20"/>
+      </w:rPr>
+    </w:lvl>
+    <w:lvl w:ilvl="2" w:tentative="1">
+      <w:start w:val="1"/>
+      <w:numFmt w:val="bullet"/>
+      <w:lvlText w:val=""/>
+      <w:lvlJc w:val="left"/>
+      <w:pPr>
+        <w:tabs>
+          <w:tab w:val="num" w:pos="2160"/>
+        </w:tabs>
+        <w:ind w:left="2160" w:hanging="360"/>
+      </w:pPr>
+      <w:rPr>
+        <w:rFonts w:ascii="Wingdings" w:hAnsi="Wingdings" w:hint="default"/>
+        <w:sz w:val="20"/>
+      </w:rPr>
+    </w:lvl>
+    <w:lvl w:ilvl="3" w:tentative="1">
+      <w:start w:val="1"/>
+      <w:numFmt w:val="bullet"/>
+      <w:lvlText w:val=""/>
+      <w:lvlJc w:val="left"/>
+      <w:pPr>
+        <w:tabs>
+          <w:tab w:val="num" w:pos="2880"/>
+        </w:tabs>
+        <w:ind w:left="2880" w:hanging="360"/>
+      </w:pPr>
+      <w:rPr>
+        <w:rFonts w:ascii="Wingdings" w:hAnsi="Wingdings" w:hint="default"/>
+        <w:sz w:val="20"/>
+      </w:rPr>
+    </w:lvl>
+    <w:lvl w:ilvl="4" w:tentative="1">
+      <w:start w:val="1"/>
+      <w:numFmt w:val="bullet"/>
+      <w:lvlText w:val=""/>
+      <w:lvlJc w:val="left"/>
+      <w:pPr>
+        <w:tabs>
+          <w:tab w:val="num" w:pos="3600"/>
+        </w:tabs>
+        <w:ind w:left="3600" w:hanging="360"/>
+      </w:pPr>
+      <w:rPr>
+        <w:rFonts w:ascii="Wingdings" w:hAnsi="Wingdings" w:hint="default"/>
+        <w:sz w:val="20"/>
+      </w:rPr>
+    </w:lvl>
+    <w:lvl w:ilvl="5" w:tentative="1">
+      <w:start w:val="1"/>
+      <w:numFmt w:val="bullet"/>
+      <w:lvlText w:val=""/>
+      <w:lvlJc w:val="left"/>
+      <w:pPr>
+        <w:tabs>
+          <w:tab w:val="num" w:pos="4320"/>
+        </w:tabs>
+        <w:ind w:left="4320" w:hanging="360"/>
+      </w:pPr>
+      <w:rPr>
+        <w:rFonts w:ascii="Wingdings" w:hAnsi="Wingdings" w:hint="default"/>
+        <w:sz w:val="20"/>
+      </w:rPr>
+    </w:lvl>
+    <w:lvl w:ilvl="6" w:tentative="1">
+      <w:start w:val="1"/>
+      <w:numFmt w:val="bullet"/>
+      <w:lvlText w:val=""/>
+      <w:lvlJc w:val="left"/>
+      <w:pPr>
+        <w:tabs>
+          <w:tab w:val="num" w:pos="5040"/>
+        </w:tabs>
+        <w:ind w:left="5040" w:hanging="360"/>
+      </w:pPr>
+      <w:rPr>
+        <w:rFonts w:ascii="Wingdings" w:hAnsi="Wingdings" w:hint="default"/>
+        <w:sz w:val="20"/>
+      </w:rPr>
+    </w:lvl>
+    <w:lvl w:ilvl="7" w:tentative="1">
+      <w:start w:val="1"/>
+      <w:numFmt w:val="bullet"/>
+      <w:lvlText w:val=""/>
+      <w:lvlJc w:val="left"/>
+      <w:pPr>
+        <w:tabs>
+          <w:tab w:val="num" w:pos="5760"/>
+        </w:tabs>
+        <w:ind w:left="5760" w:hanging="360"/>
+      </w:pPr>
+      <w:rPr>
+        <w:rFonts w:ascii="Wingdings" w:hAnsi="Wingdings" w:hint="default"/>
+        <w:sz w:val="20"/>
+      </w:rPr>
+    </w:lvl>
+    <w:lvl w:ilvl="8" w:tentative="1">
+      <w:start w:val="1"/>
+      <w:numFmt w:val="bullet"/>
+      <w:lvlText w:val=""/>
+      <w:lvlJc w:val="left"/>
+      <w:pPr>
+        <w:tabs>
+          <w:tab w:val="num" w:pos="6480"/>
+        </w:tabs>
+        <w:ind w:left="6480" w:hanging="360"/>
+      </w:pPr>
+      <w:rPr>
+        <w:rFonts w:ascii="Wingdings" w:hAnsi="Wingdings" w:hint="default"/>
+        <w:sz w:val="20"/>
+      </w:rPr>
+    </w:lvl>
+  </w:abstractNum>
+  <w:abstractNum w:abstractNumId="28" w15:restartNumberingAfterBreak="0">
     <w:nsid w:val="78BA3F3C"/>
     <w:multiLevelType w:val="multilevel"/>
     <w:tmpl w:val="3C92FDAC"/>
@@ -7317,7 +8539,7 @@
       </w:pPr>
     </w:lvl>
   </w:abstractNum>
-  <w:abstractNum w:abstractNumId="19" w15:restartNumberingAfterBreak="0">
+  <w:abstractNum w:abstractNumId="29" w15:restartNumberingAfterBreak="0">
     <w:nsid w:val="7C7E4EEC"/>
     <w:multiLevelType w:val="multilevel"/>
     <w:tmpl w:val="012C5BEC"/>
@@ -7467,19 +8689,19 @@
     </w:lvl>
   </w:abstractNum>
   <w:num w:numId="1" w16cid:durableId="974062968">
-    <w:abstractNumId w:val="16"/>
+    <w:abstractNumId w:val="25"/>
   </w:num>
   <w:num w:numId="2" w16cid:durableId="321012579">
-    <w:abstractNumId w:val="8"/>
+    <w:abstractNumId w:val="15"/>
   </w:num>
   <w:num w:numId="3" w16cid:durableId="796678823">
-    <w:abstractNumId w:val="9"/>
+    <w:abstractNumId w:val="17"/>
   </w:num>
   <w:num w:numId="4" w16cid:durableId="2067483052">
     <w:abstractNumId w:val="0"/>
   </w:num>
   <w:num w:numId="5" w16cid:durableId="1640067239">
-    <w:abstractNumId w:val="12"/>
+    <w:abstractNumId w:val="21"/>
   </w:num>
   <w:num w:numId="6" w16cid:durableId="1377049332">
     <w:abstractNumId w:val="2"/>
@@ -7488,43 +8710,73 @@
     <w:abstractNumId w:val="1"/>
   </w:num>
   <w:num w:numId="8" w16cid:durableId="615521131">
-    <w:abstractNumId w:val="7"/>
+    <w:abstractNumId w:val="9"/>
   </w:num>
   <w:num w:numId="9" w16cid:durableId="1719888624">
+    <w:abstractNumId w:val="29"/>
+  </w:num>
+  <w:num w:numId="10" w16cid:durableId="555354956">
     <w:abstractNumId w:val="19"/>
   </w:num>
-  <w:num w:numId="10" w16cid:durableId="555354956">
-    <w:abstractNumId w:val="11"/>
-  </w:num>
   <w:num w:numId="11" w16cid:durableId="533346378">
-    <w:abstractNumId w:val="15"/>
+    <w:abstractNumId w:val="24"/>
   </w:num>
   <w:num w:numId="12" w16cid:durableId="529611884">
     <w:abstractNumId w:val="6"/>
   </w:num>
   <w:num w:numId="13" w16cid:durableId="1763329982">
-    <w:abstractNumId w:val="13"/>
+    <w:abstractNumId w:val="22"/>
   </w:num>
   <w:num w:numId="14" w16cid:durableId="1245147266">
     <w:abstractNumId w:val="4"/>
   </w:num>
   <w:num w:numId="15" w16cid:durableId="981738348">
-    <w:abstractNumId w:val="17"/>
+    <w:abstractNumId w:val="26"/>
   </w:num>
   <w:num w:numId="16" w16cid:durableId="2073967437">
-    <w:abstractNumId w:val="10"/>
+    <w:abstractNumId w:val="18"/>
   </w:num>
   <w:num w:numId="17" w16cid:durableId="1060597888">
     <w:abstractNumId w:val="5"/>
   </w:num>
   <w:num w:numId="18" w16cid:durableId="834611951">
-    <w:abstractNumId w:val="18"/>
+    <w:abstractNumId w:val="28"/>
   </w:num>
   <w:num w:numId="19" w16cid:durableId="1101071082">
     <w:abstractNumId w:val="3"/>
   </w:num>
   <w:num w:numId="20" w16cid:durableId="1691025689">
+    <w:abstractNumId w:val="23"/>
+  </w:num>
+  <w:num w:numId="21" w16cid:durableId="553006440">
     <w:abstractNumId w:val="14"/>
+  </w:num>
+  <w:num w:numId="22" w16cid:durableId="135100943">
+    <w:abstractNumId w:val="8"/>
+  </w:num>
+  <w:num w:numId="23" w16cid:durableId="895704492">
+    <w:abstractNumId w:val="13"/>
+  </w:num>
+  <w:num w:numId="24" w16cid:durableId="645427298">
+    <w:abstractNumId w:val="7"/>
+  </w:num>
+  <w:num w:numId="25" w16cid:durableId="1887450560">
+    <w:abstractNumId w:val="27"/>
+  </w:num>
+  <w:num w:numId="26" w16cid:durableId="301425975">
+    <w:abstractNumId w:val="10"/>
+  </w:num>
+  <w:num w:numId="27" w16cid:durableId="2018460456">
+    <w:abstractNumId w:val="12"/>
+  </w:num>
+  <w:num w:numId="28" w16cid:durableId="2029285981">
+    <w:abstractNumId w:val="16"/>
+  </w:num>
+  <w:num w:numId="29" w16cid:durableId="890263061">
+    <w:abstractNumId w:val="11"/>
+  </w:num>
+  <w:num w:numId="30" w16cid:durableId="957612493">
+    <w:abstractNumId w:val="20"/>
   </w:num>
 </w:numbering>
 </file>
@@ -7929,7 +9181,7 @@
   <w:style w:type="paragraph" w:default="1" w:styleId="a">
     <w:name w:val="Normal"/>
     <w:qFormat/>
-    <w:rsid w:val="005175C9"/>
+    <w:rsid w:val="00E01D17"/>
   </w:style>
   <w:style w:type="paragraph" w:styleId="1">
     <w:name w:val="heading 1"/>
@@ -8132,7 +9384,6 @@
   <w:style w:type="character" w:default="1" w:styleId="a0">
     <w:name w:val="Default Paragraph Font"/>
     <w:uiPriority w:val="1"/>
-    <w:semiHidden/>
     <w:unhideWhenUsed/>
   </w:style>
   <w:style w:type="table" w:default="1" w:styleId="a1">
